--- a/ENTREGA.docx
+++ b/ENTREGA.docx
@@ -1,11 +1,12 @@
 
 <file path=word/document.xml><?xml version="1.0" encoding="utf-8"?>
-<w:document xmlns:wpc="http://schemas.microsoft.com/office/word/2010/wordprocessingCanvas" xmlns:cx="http://schemas.microsoft.com/office/drawing/2014/chartex" xmlns:cx1="http://schemas.microsoft.com/office/drawing/2015/9/8/chartex" xmlns:cx2="http://schemas.microsoft.com/office/drawing/2015/10/21/chartex" xmlns:cx3="http://schemas.microsoft.com/office/drawing/2016/5/9/chartex" xmlns:cx4="http://schemas.microsoft.com/office/drawing/2016/5/10/chartex" xmlns:cx5="http://schemas.microsoft.com/office/drawing/2016/5/11/chartex" xmlns:mc="http://schemas.openxmlformats.org/markup-compatibility/2006" xmlns:o="urn:schemas-microsoft-com:office:office" xmlns:r="http://schemas.openxmlformats.org/officeDocument/2006/relationships" xmlns:m="http://schemas.openxmlformats.org/officeDocument/2006/math" xmlns:v="urn:schemas-microsoft-com:vml" xmlns:wp14="http://schemas.microsoft.com/office/word/2010/wordprocessingDrawing" xmlns:wp="http://schemas.openxmlformats.org/drawingml/2006/wordprocessingDrawing" xmlns:w10="urn:schemas-microsoft-com:office:word" xmlns:w="http://schemas.openxmlformats.org/wordprocessingml/2006/main" xmlns:w14="http://schemas.microsoft.com/office/word/2010/wordml" xmlns:w15="http://schemas.microsoft.com/office/word/2012/wordml" xmlns:wne="http://schemas.microsoft.com/office/word/2006/wordml" xmlns:w16cid="http://schemas.microsoft.com/office/word/2016/wordml/cid" xmlns:w16se="http://schemas.microsoft.com/office/word/2015/wordml/symex" xmlns:wpg="http://schemas.microsoft.com/office/word/2010/wordprocessingGroup" xmlns:wpi="http://schemas.microsoft.com/office/word/2010/wordprocessingInk" xmlns:wps="http://schemas.microsoft.com/office/word/2010/wordprocessingShape" mc:Ignorable="w14 w15 wp14 w16se w16cid">
-  <!-- Generated by Aspose.Words for .NET 26.4.0 -->
+<w:document xmlns:wpc="http://schemas.microsoft.com/office/word/2010/wordprocessingCanvas" xmlns:cx="http://schemas.microsoft.com/office/drawing/2014/chartex" xmlns:cx1="http://schemas.microsoft.com/office/drawing/2015/9/8/chartex" xmlns:cx2="http://schemas.microsoft.com/office/drawing/2015/10/21/chartex" xmlns:cx3="http://schemas.microsoft.com/office/drawing/2016/5/9/chartex" xmlns:cx4="http://schemas.microsoft.com/office/drawing/2016/5/10/chartex" xmlns:cx5="http://schemas.microsoft.com/office/drawing/2016/5/11/chartex" xmlns:cx6="http://schemas.microsoft.com/office/drawing/2016/5/12/chartex" xmlns:cx7="http://schemas.microsoft.com/office/drawing/2016/5/13/chartex" xmlns:cx8="http://schemas.microsoft.com/office/drawing/2016/5/14/chartex" xmlns:mc="http://schemas.openxmlformats.org/markup-compatibility/2006" xmlns:aink="http://schemas.microsoft.com/office/drawing/2016/ink" xmlns:am3d="http://schemas.microsoft.com/office/drawing/2017/model3d" xmlns:o="urn:schemas-microsoft-com:office:office" xmlns:oel="http://schemas.microsoft.com/office/2019/extlst" xmlns:r="http://schemas.openxmlformats.org/officeDocument/2006/relationships" xmlns:m="http://schemas.openxmlformats.org/officeDocument/2006/math" xmlns:v="urn:schemas-microsoft-com:vml" xmlns:wp14="http://schemas.microsoft.com/office/word/2010/wordprocessingDrawing" xmlns:wp="http://schemas.openxmlformats.org/drawingml/2006/wordprocessingDrawing" xmlns:w10="urn:schemas-microsoft-com:office:word" xmlns:w="http://schemas.openxmlformats.org/wordprocessingml/2006/main" xmlns:w14="http://schemas.microsoft.com/office/word/2010/wordml" xmlns:w15="http://schemas.microsoft.com/office/word/2012/wordml" xmlns:w16cex="http://schemas.microsoft.com/office/word/2018/wordml/cex" xmlns:w16cid="http://schemas.microsoft.com/office/word/2016/wordml/cid" xmlns:w16="http://schemas.microsoft.com/office/word/2018/wordml" xmlns:w16du="http://schemas.microsoft.com/office/word/2023/wordml/word16du" xmlns:w16sdtdh="http://schemas.microsoft.com/office/word/2020/wordml/sdtdatahash" xmlns:w16sdtfl="http://schemas.microsoft.com/office/word/2024/wordml/sdtformatlock" xmlns:w16se="http://schemas.microsoft.com/office/word/2015/wordml/symex" xmlns:wpg="http://schemas.microsoft.com/office/word/2010/wordprocessingGroup" xmlns:wpi="http://schemas.microsoft.com/office/word/2010/wordprocessingInk" xmlns:wne="http://schemas.microsoft.com/office/word/2006/wordml" xmlns:wps="http://schemas.microsoft.com/office/word/2010/wordprocessingShape" mc:Ignorable="w14 w15 w16se w16cid w16 w16cex w16sdtdh w16sdtfl w16du wp14">
   <w:body>
     <w:p>
       <w:pPr>
-        <w:spacing w:before="0"/>
+        <w:rPr>
+          <w:lang w:val="es-MX"/>
+        </w:rPr>
       </w:pPr>
     </w:p>
     <w:p>
@@ -74,16 +75,12 @@
           <w:left w:w="10" w:type="dxa"/>
           <w:right w:w="10" w:type="dxa"/>
         </w:tblCellMar>
-        <w:tblLook w:val="04A0"/>
+        <w:tblLook w:val="04A0" w:firstRow="1" w:lastRow="0" w:firstColumn="1" w:lastColumn="0" w:noHBand="0" w:noVBand="1"/>
       </w:tblPr>
       <w:tblGrid>
         <w:gridCol w:w="9360"/>
       </w:tblGrid>
       <w:tr>
-        <w:tblPrEx>
-          <w:tblW w:w="9360" w:type="dxa"/>
-          <w:tblLook w:val="04A0"/>
-        </w:tblPrEx>
         <w:tc>
           <w:tcPr>
             <w:tcW w:w="9360" w:type="dxa"/>
@@ -158,7 +155,7 @@
     </w:tbl>
     <w:p>
       <w:pPr>
-        <w:pStyle w:val="Heading1"/>
+        <w:pStyle w:val="Ttulo1"/>
       </w:pPr>
       <w:r>
         <w:t>Datos del proyecto</w:t>
@@ -179,17 +176,13 @@
           <w:left w:w="10" w:type="dxa"/>
           <w:right w:w="10" w:type="dxa"/>
         </w:tblCellMar>
-        <w:tblLook w:val="04A0"/>
+        <w:tblLook w:val="04A0" w:firstRow="1" w:lastRow="0" w:firstColumn="1" w:lastColumn="0" w:noHBand="0" w:noVBand="1"/>
       </w:tblPr>
       <w:tblGrid>
         <w:gridCol w:w="3000"/>
         <w:gridCol w:w="6360"/>
       </w:tblGrid>
       <w:tr>
-        <w:tblPrEx>
-          <w:tblW w:w="9360" w:type="dxa"/>
-          <w:tblLook w:val="04A0"/>
-        </w:tblPrEx>
         <w:tc>
           <w:tcPr>
             <w:tcW w:w="3000" w:type="dxa"/>
@@ -246,16 +239,12 @@
                 <w:sz w:val="18"/>
                 <w:szCs w:val="18"/>
               </w:rPr>
-              <w:t>PgGuardian / PgVault / PgPilot</w:t>
+              <w:t>PgPilot</w:t>
             </w:r>
           </w:p>
         </w:tc>
       </w:tr>
       <w:tr>
-        <w:tblPrEx>
-          <w:tblW w:w="9360" w:type="dxa"/>
-          <w:tblLook w:val="04A0"/>
-        </w:tblPrEx>
         <w:tc>
           <w:tcPr>
             <w:tcW w:w="3000" w:type="dxa"/>
@@ -312,16 +301,12 @@
                 <w:sz w:val="18"/>
                 <w:szCs w:val="18"/>
               </w:rPr>
-              <w:t>Inventen un nombre que los identifique</w:t>
+              <w:t>LosQuery</w:t>
             </w:r>
           </w:p>
         </w:tc>
       </w:tr>
       <w:tr>
-        <w:tblPrEx>
-          <w:tblW w:w="9360" w:type="dxa"/>
-          <w:tblLook w:val="04A0"/>
-        </w:tblPrEx>
         <w:tc>
           <w:tcPr>
             <w:tcW w:w="3000" w:type="dxa"/>
@@ -378,16 +363,12 @@
                 <w:sz w:val="18"/>
                 <w:szCs w:val="18"/>
               </w:rPr>
-              <w:t>Una frase corta que defina lo que hacen</w:t>
+              <w:t>Tu copiloto de Postgres</w:t>
             </w:r>
           </w:p>
         </w:tc>
       </w:tr>
       <w:tr>
-        <w:tblPrEx>
-          <w:tblW w:w="9360" w:type="dxa"/>
-          <w:tblLook w:val="04A0"/>
-        </w:tblPrEx>
         <w:tc>
           <w:tcPr>
             <w:tcW w:w="3000" w:type="dxa"/>
@@ -444,7 +425,7 @@
                 <w:sz w:val="18"/>
                 <w:szCs w:val="18"/>
               </w:rPr>
-              <w:t>DD/MM/AAAA</w:t>
+              <w:t>14/05/2026</w:t>
             </w:r>
           </w:p>
         </w:tc>
@@ -452,7 +433,7 @@
     </w:tbl>
     <w:p>
       <w:pPr>
-        <w:pStyle w:val="Heading1"/>
+        <w:pStyle w:val="Ttulo1"/>
       </w:pPr>
       <w:r>
         <w:t>Miembros del equipo</w:t>
@@ -488,19 +469,15 @@
           <w:left w:w="10" w:type="dxa"/>
           <w:right w:w="10" w:type="dxa"/>
         </w:tblCellMar>
-        <w:tblLook w:val="04A0"/>
+        <w:tblLook w:val="04A0" w:firstRow="1" w:lastRow="0" w:firstColumn="1" w:lastColumn="0" w:noHBand="0" w:noVBand="1"/>
       </w:tblPr>
       <w:tblGrid>
-        <w:gridCol w:w="3000"/>
-        <w:gridCol w:w="1800"/>
-        <w:gridCol w:w="2500"/>
-        <w:gridCol w:w="2060"/>
+        <w:gridCol w:w="2087"/>
+        <w:gridCol w:w="1497"/>
+        <w:gridCol w:w="2325"/>
+        <w:gridCol w:w="3451"/>
       </w:tblGrid>
       <w:tr>
-        <w:tblPrEx>
-          <w:tblW w:w="9360" w:type="dxa"/>
-          <w:tblLook w:val="04A0"/>
-        </w:tblPrEx>
         <w:trPr>
           <w:tblHeader/>
         </w:trPr>
@@ -630,10 +607,6 @@
         </w:tc>
       </w:tr>
       <w:tr>
-        <w:tblPrEx>
-          <w:tblW w:w="9360" w:type="dxa"/>
-          <w:tblLook w:val="04A0"/>
-        </w:tblPrEx>
         <w:trPr>
           <w:trHeight w:val="600"/>
         </w:trPr>
@@ -654,7 +627,11 @@
               <w:right w:w="140" w:type="dxa"/>
             </w:tcMar>
           </w:tcPr>
-          <w:p/>
+          <w:p>
+            <w:r>
+              <w:t>Andrés Angulo de Alba</w:t>
+            </w:r>
+          </w:p>
         </w:tc>
         <w:tc>
           <w:tcPr>
@@ -673,7 +650,11 @@
               <w:right w:w="140" w:type="dxa"/>
             </w:tcMar>
           </w:tcPr>
-          <w:p/>
+          <w:p>
+            <w:r>
+              <w:t>00508857</w:t>
+            </w:r>
+          </w:p>
         </w:tc>
         <w:tc>
           <w:tcPr>
@@ -692,7 +673,11 @@
               <w:right w:w="140" w:type="dxa"/>
             </w:tcMar>
           </w:tcPr>
-          <w:p/>
+          <w:p>
+            <w:r>
+              <w:t>Líder técnico — Backend, Conector base y Parser de EXPLAIN</w:t>
+            </w:r>
+          </w:p>
         </w:tc>
         <w:tc>
           <w:tcPr>
@@ -711,14 +696,20 @@
               <w:right w:w="140" w:type="dxa"/>
             </w:tcMar>
           </w:tcPr>
-          <w:p/>
+          <w:p>
+            <w:r>
+              <w:t>andres.angulo@anahu</w:t>
+            </w:r>
+            <w:r>
+              <w:t>a</w:t>
+            </w:r>
+            <w:r>
+              <w:t>c.mx</w:t>
+            </w:r>
+          </w:p>
         </w:tc>
       </w:tr>
       <w:tr>
-        <w:tblPrEx>
-          <w:tblW w:w="9360" w:type="dxa"/>
-          <w:tblLook w:val="04A0"/>
-        </w:tblPrEx>
         <w:trPr>
           <w:trHeight w:val="600"/>
         </w:trPr>
@@ -739,7 +730,11 @@
               <w:right w:w="140" w:type="dxa"/>
             </w:tcMar>
           </w:tcPr>
-          <w:p/>
+          <w:p>
+            <w:r>
+              <w:t>Alexander Riggs Zermeño</w:t>
+            </w:r>
+          </w:p>
         </w:tc>
         <w:tc>
           <w:tcPr>
@@ -758,7 +753,11 @@
               <w:right w:w="140" w:type="dxa"/>
             </w:tcMar>
           </w:tcPr>
-          <w:p/>
+          <w:p>
+            <w:r>
+              <w:t>00508771</w:t>
+            </w:r>
+          </w:p>
         </w:tc>
         <w:tc>
           <w:tcPr>
@@ -777,7 +776,11 @@
               <w:right w:w="140" w:type="dxa"/>
             </w:tcMar>
           </w:tcPr>
-          <w:p/>
+          <w:p>
+            <w:r>
+              <w:t>Sandbox, Conector avanzado (stats/cache/offline) y Documento de negocio</w:t>
+            </w:r>
+          </w:p>
         </w:tc>
         <w:tc>
           <w:tcPr>
@@ -796,14 +799,14 @@
               <w:right w:w="140" w:type="dxa"/>
             </w:tcMar>
           </w:tcPr>
-          <w:p/>
+          <w:p>
+            <w:r>
+              <w:t>alexander.riggs27@anahuac.mx</w:t>
+            </w:r>
+          </w:p>
         </w:tc>
       </w:tr>
       <w:tr>
-        <w:tblPrEx>
-          <w:tblW w:w="9360" w:type="dxa"/>
-          <w:tblLook w:val="04A0"/>
-        </w:tblPrEx>
         <w:trPr>
           <w:trHeight w:val="600"/>
         </w:trPr>
@@ -824,7 +827,11 @@
               <w:right w:w="140" w:type="dxa"/>
             </w:tcMar>
           </w:tcPr>
-          <w:p/>
+          <w:p>
+            <w:r>
+              <w:t>David Ramírez Rodríguez</w:t>
+            </w:r>
+          </w:p>
         </w:tc>
         <w:tc>
           <w:tcPr>
@@ -843,7 +850,11 @@
               <w:right w:w="140" w:type="dxa"/>
             </w:tcMar>
           </w:tcPr>
-          <w:p/>
+          <w:p>
+            <w:r>
+              <w:t>00492597</w:t>
+            </w:r>
+          </w:p>
         </w:tc>
         <w:tc>
           <w:tcPr>
@@ -862,7 +873,11 @@
               <w:right w:w="140" w:type="dxa"/>
             </w:tcMar>
           </w:tcPr>
-          <w:p/>
+          <w:p>
+            <w:r>
+              <w:t>Capa de IA (orquestador, validación cruzada) y detectores avanzados</w:t>
+            </w:r>
+          </w:p>
         </w:tc>
         <w:tc>
           <w:tcPr>
@@ -881,14 +896,14 @@
               <w:right w:w="140" w:type="dxa"/>
             </w:tcMar>
           </w:tcPr>
-          <w:p/>
+          <w:p>
+            <w:r>
+              <w:t>david.ramirez05@anahuac.mx</w:t>
+            </w:r>
+          </w:p>
         </w:tc>
       </w:tr>
       <w:tr>
-        <w:tblPrEx>
-          <w:tblW w:w="9360" w:type="dxa"/>
-          <w:tblLook w:val="04A0"/>
-        </w:tblPrEx>
         <w:trPr>
           <w:trHeight w:val="600"/>
         </w:trPr>
@@ -909,7 +924,12 @@
               <w:right w:w="140" w:type="dxa"/>
             </w:tcMar>
           </w:tcPr>
-          <w:p/>
+          <w:p>
+            <w:r>
+              <w:lastRenderedPageBreak/>
+              <w:t>Diego Nuñéz Chávez</w:t>
+            </w:r>
+          </w:p>
         </w:tc>
         <w:tc>
           <w:tcPr>
@@ -928,7 +948,11 @@
               <w:right w:w="140" w:type="dxa"/>
             </w:tcMar>
           </w:tcPr>
-          <w:p/>
+          <w:p>
+            <w:r>
+              <w:t>00516279</w:t>
+            </w:r>
+          </w:p>
         </w:tc>
         <w:tc>
           <w:tcPr>
@@ -947,7 +971,11 @@
               <w:right w:w="140" w:type="dxa"/>
             </w:tcMar>
           </w:tcPr>
-          <w:p/>
+          <w:p>
+            <w:r>
+              <w:t>Investigación de usuarios (entrevistas) y definición del problema</w:t>
+            </w:r>
+          </w:p>
         </w:tc>
         <w:tc>
           <w:tcPr>
@@ -966,14 +994,14 @@
               <w:right w:w="140" w:type="dxa"/>
             </w:tcMar>
           </w:tcPr>
-          <w:p/>
+          <w:p>
+            <w:r>
+              <w:t>diego.nunez@anahuac.mx</w:t>
+            </w:r>
+          </w:p>
         </w:tc>
       </w:tr>
       <w:tr>
-        <w:tblPrEx>
-          <w:tblW w:w="9360" w:type="dxa"/>
-          <w:tblLook w:val="04A0"/>
-        </w:tblPrEx>
         <w:trPr>
           <w:trHeight w:val="600"/>
         </w:trPr>
@@ -994,7 +1022,11 @@
               <w:right w:w="140" w:type="dxa"/>
             </w:tcMar>
           </w:tcPr>
-          <w:p/>
+          <w:p>
+            <w:r>
+              <w:t>Emilio Antonio Tolosa Soto</w:t>
+            </w:r>
+          </w:p>
         </w:tc>
         <w:tc>
           <w:tcPr>
@@ -1013,7 +1045,11 @@
               <w:right w:w="140" w:type="dxa"/>
             </w:tcMar>
           </w:tcPr>
-          <w:p/>
+          <w:p>
+            <w:r>
+              <w:t>00520630</w:t>
+            </w:r>
+          </w:p>
         </w:tc>
         <w:tc>
           <w:tcPr>
@@ -1032,7 +1068,11 @@
               <w:right w:w="140" w:type="dxa"/>
             </w:tcMar>
           </w:tcPr>
-          <w:p/>
+          <w:p>
+            <w:r>
+              <w:t>Documentación técnica (módulos, catálogo de patterns) y Frontend de validaciones</w:t>
+            </w:r>
+          </w:p>
         </w:tc>
         <w:tc>
           <w:tcPr>
@@ -1051,13 +1091,120 @@
               <w:right w:w="140" w:type="dxa"/>
             </w:tcMar>
           </w:tcPr>
-          <w:p/>
+          <w:p>
+            <w:r>
+              <w:t>emilio_tolosa@anahuac.mx</w:t>
+            </w:r>
+          </w:p>
+        </w:tc>
+      </w:tr>
+      <w:tr>
+        <w:trPr>
+          <w:trHeight w:val="600"/>
+        </w:trPr>
+        <w:tc>
+          <w:tcPr>
+            <w:tcW w:w="3000" w:type="dxa"/>
+            <w:tcBorders>
+              <w:top w:val="single" w:sz="1" w:space="0" w:color="CCCCCC"/>
+              <w:left w:val="single" w:sz="1" w:space="0" w:color="CCCCCC"/>
+              <w:bottom w:val="single" w:sz="1" w:space="0" w:color="CCCCCC"/>
+              <w:right w:val="single" w:sz="1" w:space="0" w:color="CCCCCC"/>
+            </w:tcBorders>
+            <w:shd w:val="clear" w:color="auto" w:fill="F2F2F2"/>
+            <w:tcMar>
+              <w:top w:w="100" w:type="dxa"/>
+              <w:left w:w="140" w:type="dxa"/>
+              <w:bottom w:w="100" w:type="dxa"/>
+              <w:right w:w="140" w:type="dxa"/>
+            </w:tcMar>
+          </w:tcPr>
+          <w:p>
+            <w:r>
+              <w:t>Regina Valenzuela Davila</w:t>
+            </w:r>
+          </w:p>
+        </w:tc>
+        <w:tc>
+          <w:tcPr>
+            <w:tcW w:w="1800" w:type="dxa"/>
+            <w:tcBorders>
+              <w:top w:val="single" w:sz="1" w:space="0" w:color="CCCCCC"/>
+              <w:left w:val="single" w:sz="1" w:space="0" w:color="CCCCCC"/>
+              <w:bottom w:val="single" w:sz="1" w:space="0" w:color="CCCCCC"/>
+              <w:right w:val="single" w:sz="1" w:space="0" w:color="CCCCCC"/>
+            </w:tcBorders>
+            <w:shd w:val="clear" w:color="auto" w:fill="F2F2F2"/>
+            <w:tcMar>
+              <w:top w:w="100" w:type="dxa"/>
+              <w:left w:w="140" w:type="dxa"/>
+              <w:bottom w:w="100" w:type="dxa"/>
+              <w:right w:w="140" w:type="dxa"/>
+            </w:tcMar>
+          </w:tcPr>
+          <w:p>
+            <w:r>
+              <w:t>00508321</w:t>
+            </w:r>
+          </w:p>
+        </w:tc>
+        <w:tc>
+          <w:tcPr>
+            <w:tcW w:w="2500" w:type="dxa"/>
+            <w:tcBorders>
+              <w:top w:val="single" w:sz="1" w:space="0" w:color="CCCCCC"/>
+              <w:left w:val="single" w:sz="1" w:space="0" w:color="CCCCCC"/>
+              <w:bottom w:val="single" w:sz="1" w:space="0" w:color="CCCCCC"/>
+              <w:right w:val="single" w:sz="1" w:space="0" w:color="CCCCCC"/>
+            </w:tcBorders>
+            <w:shd w:val="clear" w:color="auto" w:fill="F2F2F2"/>
+            <w:tcMar>
+              <w:top w:w="100" w:type="dxa"/>
+              <w:left w:w="140" w:type="dxa"/>
+              <w:bottom w:w="100" w:type="dxa"/>
+              <w:right w:w="140" w:type="dxa"/>
+            </w:tcMar>
+          </w:tcPr>
+          <w:p>
+            <w:r>
+              <w:t>Motor de detección y sanitización de literales (capa IA)</w:t>
+            </w:r>
+          </w:p>
+        </w:tc>
+        <w:tc>
+          <w:tcPr>
+            <w:tcW w:w="2060" w:type="dxa"/>
+            <w:tcBorders>
+              <w:top w:val="single" w:sz="1" w:space="0" w:color="CCCCCC"/>
+              <w:left w:val="single" w:sz="1" w:space="0" w:color="CCCCCC"/>
+              <w:bottom w:val="single" w:sz="1" w:space="0" w:color="CCCCCC"/>
+              <w:right w:val="single" w:sz="1" w:space="0" w:color="CCCCCC"/>
+            </w:tcBorders>
+            <w:shd w:val="clear" w:color="auto" w:fill="F2F2F2"/>
+            <w:tcMar>
+              <w:top w:w="100" w:type="dxa"/>
+              <w:left w:w="140" w:type="dxa"/>
+              <w:bottom w:w="100" w:type="dxa"/>
+              <w:right w:w="140" w:type="dxa"/>
+            </w:tcMar>
+          </w:tcPr>
+          <w:p>
+            <w:r>
+              <w:t>rvalenzuela@anahu</w:t>
+            </w:r>
+            <w:r>
+              <w:t>a</w:t>
+            </w:r>
+            <w:r>
+              <w:t>c.mx</w:t>
+            </w:r>
+          </w:p>
         </w:tc>
       </w:tr>
     </w:tbl>
     <w:p>
       <w:pPr>
-        <w:pStyle w:val="Heading1"/>
+        <w:pStyle w:val="Ttulo1"/>
       </w:pPr>
       <w:r>
         <w:t>Enlaces a entregables</w:t>
@@ -1093,17 +1240,13 @@
           <w:left w:w="10" w:type="dxa"/>
           <w:right w:w="10" w:type="dxa"/>
         </w:tblCellMar>
-        <w:tblLook w:val="04A0"/>
+        <w:tblLook w:val="04A0" w:firstRow="1" w:lastRow="0" w:firstColumn="1" w:lastColumn="0" w:noHBand="0" w:noVBand="1"/>
       </w:tblPr>
       <w:tblGrid>
         <w:gridCol w:w="3000"/>
         <w:gridCol w:w="6360"/>
       </w:tblGrid>
       <w:tr>
-        <w:tblPrEx>
-          <w:tblW w:w="9360" w:type="dxa"/>
-          <w:tblLook w:val="04A0"/>
-        </w:tblPrEx>
         <w:tc>
           <w:tcPr>
             <w:tcW w:w="3000" w:type="dxa"/>
@@ -1160,16 +1303,12 @@
                 <w:sz w:val="18"/>
                 <w:szCs w:val="18"/>
               </w:rPr>
-              <w:t>https://github.com/usuario/repo o Bitbucket</w:t>
+              <w:t>https://github.com/andrulokuras07/pgpilot</w:t>
             </w:r>
           </w:p>
         </w:tc>
       </w:tr>
       <w:tr>
-        <w:tblPrEx>
-          <w:tblW w:w="9360" w:type="dxa"/>
-          <w:tblLook w:val="04A0"/>
-        </w:tblPrEx>
         <w:tc>
           <w:tcPr>
             <w:tcW w:w="3000" w:type="dxa"/>
@@ -1226,16 +1365,12 @@
                 <w:sz w:val="18"/>
                 <w:szCs w:val="18"/>
               </w:rPr>
-              <w:t>Link a YouTube, Drive, Loom, etc.</w:t>
+              <w:t>Pendiente — se grabará antes del Demo Day</w:t>
             </w:r>
           </w:p>
         </w:tc>
       </w:tr>
       <w:tr>
-        <w:tblPrEx>
-          <w:tblW w:w="9360" w:type="dxa"/>
-          <w:tblLook w:val="04A0"/>
-        </w:tblPrEx>
         <w:tc>
           <w:tcPr>
             <w:tcW w:w="3000" w:type="dxa"/>
@@ -1292,16 +1427,12 @@
                 <w:sz w:val="18"/>
                 <w:szCs w:val="18"/>
               </w:rPr>
-              <w:t>Solo si tomaron el bonus</w:t>
+              <w:t>No aplica</w:t>
             </w:r>
           </w:p>
         </w:tc>
       </w:tr>
       <w:tr>
-        <w:tblPrEx>
-          <w:tblW w:w="9360" w:type="dxa"/>
-          <w:tblLook w:val="04A0"/>
-        </w:tblPrEx>
         <w:tc>
           <w:tcPr>
             <w:tcW w:w="3000" w:type="dxa"/>
@@ -1358,7 +1489,7 @@
                 <w:sz w:val="18"/>
                 <w:szCs w:val="18"/>
               </w:rPr>
-              <w:t>URL pública si lo desplegaron en cloud</w:t>
+              <w:t>No aplica (despliegue local con docker-compose)</w:t>
             </w:r>
           </w:p>
         </w:tc>
@@ -1366,7 +1497,7 @@
     </w:tbl>
     <w:p>
       <w:pPr>
-        <w:pStyle w:val="Heading1"/>
+        <w:pStyle w:val="Ttulo1"/>
       </w:pPr>
       <w:r>
         <w:t>Resumen ejecutivo</w:t>
@@ -1402,16 +1533,12 @@
           <w:left w:w="10" w:type="dxa"/>
           <w:right w:w="10" w:type="dxa"/>
         </w:tblCellMar>
-        <w:tblLook w:val="04A0"/>
+        <w:tblLook w:val="04A0" w:firstRow="1" w:lastRow="0" w:firstColumn="1" w:lastColumn="0" w:noHBand="0" w:noVBand="1"/>
       </w:tblPr>
       <w:tblGrid>
         <w:gridCol w:w="9360"/>
       </w:tblGrid>
       <w:tr>
-        <w:tblPrEx>
-          <w:tblW w:w="9360" w:type="dxa"/>
-          <w:tblLook w:val="04A0"/>
-        </w:tblPrEx>
         <w:trPr>
           <w:trHeight w:val="1800"/>
         </w:trPr>
@@ -1441,7 +1568,43 @@
                 <w:sz w:val="20"/>
                 <w:szCs w:val="20"/>
               </w:rPr>
-              <w:t>Escriban aquí su resumen ejecutivo (200-300 palabras). Debe cubrir: problema, usuario objetivo, solución propuesta, diferenciador frente a competidores. Sin tecnicismos: alguien sin background técnico debería entender de qué se trata.</w:t>
+              <w:t>PgPilot es un analizador inteligente de queries Postgres que detecta anti-patterns, recomienda índices y sugiere reescrituras combinando un motor determinístico con una capa de IA con guardrails. Está dirigido a equipos de backend de 5 a 50 desarrolladores que tienen Postgres en producción pero no cuentan con un DBA dedicado.</w:t>
+            </w:r>
+          </w:p>
+          <w:p>
+            <w:r>
+              <w:rPr>
+                <w:i/>
+                <w:iCs/>
+                <w:color w:val="A0826D"/>
+                <w:sz w:val="20"/>
+                <w:szCs w:val="20"/>
+              </w:rPr>
+              <w:t>El problema: hoy, optimizar una query lenta significa abrir psql, leer EXPLAIN crudo, hipotetizar, probar índices a ciegas, esperar y repetir. Los desarrolladores consultados en nuestras entrevistas reportan entre 4 y 10 horas semanales perdidas en este ciclo, además de incidentes recurrentes de degradación de servicio que no se previeron a tiempo.</w:t>
+            </w:r>
+          </w:p>
+          <w:p>
+            <w:r>
+              <w:rPr>
+                <w:i/>
+                <w:iCs/>
+                <w:color w:val="A0826D"/>
+                <w:sz w:val="20"/>
+                <w:szCs w:val="20"/>
+              </w:rPr>
+              <w:t>La solución: PgPilot recibe una query, conecta a la base en modo read-only forzado, ejecuta EXPLAIN, parsea el plan estructuralmente y aplica un catálogo de detectores deterministas (Seq Scan en tabla grande, sort en disco, LIKE con wildcard, IN/NOT IN frágiles, HAVING que debería ser WHERE, entre otros). Cada recomendación se valida en un sandbox Postgres efímero antes de mostrarse, garantizando que el planner realmente la usaría. Sobre ese resultado, una capa de IA (Claude) explica el problema en lenguaje claro; el motor manda y la IA explica, nunca al revés.</w:t>
+            </w:r>
+          </w:p>
+          <w:p>
+            <w:r>
+              <w:rPr>
+                <w:i/>
+                <w:iCs/>
+                <w:color w:val="A0826D"/>
+                <w:sz w:val="20"/>
+                <w:szCs w:val="20"/>
+              </w:rPr>
+              <w:t>Diferenciador frente a pganalyze, EverSQL y pgMustard: foco LATAM, sanitización fuerte de literales antes de tocar el LLM (privacidad por defecto), modo offline para empresas con datos sensibles y validación con sandbox para eliminar alucinaciones. El producto funciona incluso con la IA apagada gracias a plantillas determinísticas, demostrando que el valor central no depende del LLM.</w:t>
             </w:r>
           </w:p>
         </w:tc>
@@ -1449,9 +1612,10 @@
     </w:tbl>
     <w:p>
       <w:pPr>
-        <w:pStyle w:val="Heading1"/>
-      </w:pPr>
-      <w:r>
+        <w:pStyle w:val="Ttulo1"/>
+      </w:pPr>
+      <w:r>
+        <w:lastRenderedPageBreak/>
         <w:t>Cobertura sobre BD demo oficial</w:t>
       </w:r>
     </w:p>
@@ -1485,17 +1649,13 @@
           <w:left w:w="10" w:type="dxa"/>
           <w:right w:w="10" w:type="dxa"/>
         </w:tblCellMar>
-        <w:tblLook w:val="04A0"/>
+        <w:tblLook w:val="04A0" w:firstRow="1" w:lastRow="0" w:firstColumn="1" w:lastColumn="0" w:noHBand="0" w:noVBand="1"/>
       </w:tblPr>
       <w:tblGrid>
         <w:gridCol w:w="3000"/>
         <w:gridCol w:w="6360"/>
       </w:tblGrid>
       <w:tr>
-        <w:tblPrEx>
-          <w:tblW w:w="9360" w:type="dxa"/>
-          <w:tblLook w:val="04A0"/>
-        </w:tblPrEx>
         <w:tc>
           <w:tcPr>
             <w:tcW w:w="3000" w:type="dxa"/>
@@ -1552,16 +1712,12 @@
                 <w:sz w:val="18"/>
                 <w:szCs w:val="18"/>
               </w:rPr>
-              <w:t>TiendaDB / FintechDB / AppDB</w:t>
+              <w:t>AppDB v1 (oficial del curso)</w:t>
             </w:r>
           </w:p>
         </w:tc>
       </w:tr>
       <w:tr>
-        <w:tblPrEx>
-          <w:tblW w:w="9360" w:type="dxa"/>
-          <w:tblLook w:val="04A0"/>
-        </w:tblPrEx>
         <w:tc>
           <w:tcPr>
             <w:tcW w:w="3000" w:type="dxa"/>
@@ -1618,16 +1774,12 @@
                 <w:sz w:val="18"/>
                 <w:szCs w:val="18"/>
               </w:rPr>
-              <w:t>Según la lista maestra del profesor</w:t>
+              <w:t>20</w:t>
             </w:r>
           </w:p>
         </w:tc>
       </w:tr>
       <w:tr>
-        <w:tblPrEx>
-          <w:tblW w:w="9360" w:type="dxa"/>
-          <w:tblLook w:val="04A0"/>
-        </w:tblPrEx>
         <w:tc>
           <w:tcPr>
             <w:tcW w:w="3000" w:type="dxa"/>
@@ -1684,16 +1836,12 @@
                 <w:sz w:val="18"/>
                 <w:szCs w:val="18"/>
               </w:rPr>
-              <w:t>Cantidad</w:t>
+              <w:t>18</w:t>
             </w:r>
           </w:p>
         </w:tc>
       </w:tr>
       <w:tr>
-        <w:tblPrEx>
-          <w:tblW w:w="9360" w:type="dxa"/>
-          <w:tblLook w:val="04A0"/>
-        </w:tblPrEx>
         <w:tc>
           <w:tcPr>
             <w:tcW w:w="3000" w:type="dxa"/>
@@ -1750,16 +1898,12 @@
                 <w:sz w:val="18"/>
                 <w:szCs w:val="18"/>
               </w:rPr>
-              <w:t>Cantidad</w:t>
+              <w:t>0 (verificado sobre 10 queries sanas)</w:t>
             </w:r>
           </w:p>
         </w:tc>
       </w:tr>
       <w:tr>
-        <w:tblPrEx>
-          <w:tblW w:w="9360" w:type="dxa"/>
-          <w:tblLook w:val="04A0"/>
-        </w:tblPrEx>
         <w:tc>
           <w:tcPr>
             <w:tcW w:w="3000" w:type="dxa"/>
@@ -1816,7 +1960,7 @@
                 <w:sz w:val="18"/>
                 <w:szCs w:val="18"/>
               </w:rPr>
-              <w:t>Ej: 18/22 = 81 %</w:t>
+              <w:t>18 / 20 = 90 %</w:t>
             </w:r>
           </w:p>
         </w:tc>
@@ -1824,7 +1968,7 @@
     </w:tbl>
     <w:p>
       <w:pPr>
-        <w:pStyle w:val="Heading1"/>
+        <w:pStyle w:val="Ttulo1"/>
       </w:pPr>
       <w:r>
         <w:t>Declaración de uso de IA</w:t>
@@ -1845,16 +1989,12 @@
           <w:left w:w="10" w:type="dxa"/>
           <w:right w:w="10" w:type="dxa"/>
         </w:tblCellMar>
-        <w:tblLook w:val="04A0"/>
+        <w:tblLook w:val="04A0" w:firstRow="1" w:lastRow="0" w:firstColumn="1" w:lastColumn="0" w:noHBand="0" w:noVBand="1"/>
       </w:tblPr>
       <w:tblGrid>
         <w:gridCol w:w="9360"/>
       </w:tblGrid>
       <w:tr>
-        <w:tblPrEx>
-          <w:tblW w:w="9360" w:type="dxa"/>
-          <w:tblLook w:val="04A0"/>
-        </w:tblPrEx>
         <w:tc>
           <w:tcPr>
             <w:tcW w:w="9360" w:type="dxa"/>
@@ -1955,7 +2095,7 @@
     </w:p>
     <w:p>
       <w:pPr>
-        <w:pStyle w:val="ListParagraph"/>
+        <w:pStyle w:val="Prrafodelista"/>
         <w:numPr>
           <w:ilvl w:val="0"/>
           <w:numId w:val="2"/>
@@ -1971,7 +2111,7 @@
     </w:p>
     <w:p>
       <w:pPr>
-        <w:pStyle w:val="ListParagraph"/>
+        <w:pStyle w:val="Prrafodelista"/>
         <w:numPr>
           <w:ilvl w:val="0"/>
           <w:numId w:val="2"/>
@@ -1982,12 +2122,12 @@
         <w:rPr>
           <w:color w:val="231F20"/>
         </w:rPr>
-        <w:t>[ ] Claude (Anthropic)</w:t>
-      </w:r>
-    </w:p>
-    <w:p>
-      <w:pPr>
-        <w:pStyle w:val="ListParagraph"/>
+        <w:t>[x] Claude (Anthropic)</w:t>
+      </w:r>
+    </w:p>
+    <w:p>
+      <w:pPr>
+        <w:pStyle w:val="Prrafodelista"/>
         <w:numPr>
           <w:ilvl w:val="0"/>
           <w:numId w:val="2"/>
@@ -2003,7 +2143,7 @@
     </w:p>
     <w:p>
       <w:pPr>
-        <w:pStyle w:val="ListParagraph"/>
+        <w:pStyle w:val="Prrafodelista"/>
         <w:numPr>
           <w:ilvl w:val="0"/>
           <w:numId w:val="2"/>
@@ -2019,7 +2159,7 @@
     </w:p>
     <w:p>
       <w:pPr>
-        <w:pStyle w:val="ListParagraph"/>
+        <w:pStyle w:val="Prrafodelista"/>
         <w:numPr>
           <w:ilvl w:val="0"/>
           <w:numId w:val="2"/>
@@ -2035,7 +2175,7 @@
     </w:p>
     <w:p>
       <w:pPr>
-        <w:pStyle w:val="ListParagraph"/>
+        <w:pStyle w:val="Prrafodelista"/>
         <w:numPr>
           <w:ilvl w:val="0"/>
           <w:numId w:val="2"/>
@@ -2062,7 +2202,7 @@
     </w:p>
     <w:p>
       <w:pPr>
-        <w:pStyle w:val="ListParagraph"/>
+        <w:pStyle w:val="Prrafodelista"/>
         <w:numPr>
           <w:ilvl w:val="0"/>
           <w:numId w:val="2"/>
@@ -2073,12 +2213,12 @@
         <w:rPr>
           <w:color w:val="231F20"/>
         </w:rPr>
-        <w:t>[ ] Generación de código (boilerplate, funciones, scripts)</w:t>
-      </w:r>
-    </w:p>
-    <w:p>
-      <w:pPr>
-        <w:pStyle w:val="ListParagraph"/>
+        <w:t>[x] Generación de código (boilerplate, funciones, scripts)</w:t>
+      </w:r>
+    </w:p>
+    <w:p>
+      <w:pPr>
+        <w:pStyle w:val="Prrafodelista"/>
         <w:numPr>
           <w:ilvl w:val="0"/>
           <w:numId w:val="2"/>
@@ -2089,12 +2229,12 @@
         <w:rPr>
           <w:color w:val="231F20"/>
         </w:rPr>
-        <w:t>[ ] Debugging y resolución de errores</w:t>
-      </w:r>
-    </w:p>
-    <w:p>
-      <w:pPr>
-        <w:pStyle w:val="ListParagraph"/>
+        <w:t>[x] Debugging y resolución de errores</w:t>
+      </w:r>
+    </w:p>
+    <w:p>
+      <w:pPr>
+        <w:pStyle w:val="Prrafodelista"/>
         <w:numPr>
           <w:ilvl w:val="0"/>
           <w:numId w:val="2"/>
@@ -2110,7 +2250,7 @@
     </w:p>
     <w:p>
       <w:pPr>
-        <w:pStyle w:val="ListParagraph"/>
+        <w:pStyle w:val="Prrafodelista"/>
         <w:numPr>
           <w:ilvl w:val="0"/>
           <w:numId w:val="2"/>
@@ -2121,12 +2261,12 @@
         <w:rPr>
           <w:color w:val="231F20"/>
         </w:rPr>
-        <w:t>[ ] Documentación técnica</w:t>
-      </w:r>
-    </w:p>
-    <w:p>
-      <w:pPr>
-        <w:pStyle w:val="ListParagraph"/>
+        <w:t>[x] Documentación técnica</w:t>
+      </w:r>
+    </w:p>
+    <w:p>
+      <w:pPr>
+        <w:pStyle w:val="Prrafodelista"/>
         <w:numPr>
           <w:ilvl w:val="0"/>
           <w:numId w:val="2"/>
@@ -2137,12 +2277,12 @@
         <w:rPr>
           <w:color w:val="231F20"/>
         </w:rPr>
-        <w:t>[ ] Documento de negocio</w:t>
-      </w:r>
-    </w:p>
-    <w:p>
-      <w:pPr>
-        <w:pStyle w:val="ListParagraph"/>
+        <w:t>[x] Documento de negocio</w:t>
+      </w:r>
+    </w:p>
+    <w:p>
+      <w:pPr>
+        <w:pStyle w:val="Prrafodelista"/>
         <w:numPr>
           <w:ilvl w:val="0"/>
           <w:numId w:val="2"/>
@@ -2158,7 +2298,7 @@
     </w:p>
     <w:p>
       <w:pPr>
-        <w:pStyle w:val="ListParagraph"/>
+        <w:pStyle w:val="Prrafodelista"/>
         <w:numPr>
           <w:ilvl w:val="0"/>
           <w:numId w:val="2"/>
@@ -2169,12 +2309,12 @@
         <w:rPr>
           <w:color w:val="231F20"/>
         </w:rPr>
-        <w:t>[ ] Generación de datos sintéticos para pruebas</w:t>
-      </w:r>
-    </w:p>
-    <w:p>
-      <w:pPr>
-        <w:pStyle w:val="ListParagraph"/>
+        <w:t>[x] Generación de datos sintéticos para pruebas</w:t>
+      </w:r>
+    </w:p>
+    <w:p>
+      <w:pPr>
+        <w:pStyle w:val="Prrafodelista"/>
         <w:numPr>
           <w:ilvl w:val="0"/>
           <w:numId w:val="2"/>
@@ -2185,12 +2325,12 @@
         <w:rPr>
           <w:color w:val="231F20"/>
         </w:rPr>
-        <w:t>[ ] Como parte del producto en runtime (ej: PgPilot)</w:t>
-      </w:r>
-    </w:p>
-    <w:p>
-      <w:pPr>
-        <w:pStyle w:val="ListParagraph"/>
+        <w:t>[x] Como parte del producto en runtime (ej: PgPilot)</w:t>
+      </w:r>
+    </w:p>
+    <w:p>
+      <w:pPr>
+        <w:pStyle w:val="Prrafodelista"/>
         <w:numPr>
           <w:ilvl w:val="0"/>
           <w:numId w:val="2"/>
@@ -2230,16 +2370,12 @@
           <w:left w:w="10" w:type="dxa"/>
           <w:right w:w="10" w:type="dxa"/>
         </w:tblCellMar>
-        <w:tblLook w:val="04A0"/>
+        <w:tblLook w:val="04A0" w:firstRow="1" w:lastRow="0" w:firstColumn="1" w:lastColumn="0" w:noHBand="0" w:noVBand="1"/>
       </w:tblPr>
       <w:tblGrid>
         <w:gridCol w:w="9360"/>
       </w:tblGrid>
       <w:tr>
-        <w:tblPrEx>
-          <w:tblW w:w="9360" w:type="dxa"/>
-          <w:tblLook w:val="04A0"/>
-        </w:tblPrEx>
         <w:trPr>
           <w:trHeight w:val="1500"/>
         </w:trPr>
@@ -2269,7 +2405,20 @@
                 <w:sz w:val="20"/>
                 <w:szCs w:val="20"/>
               </w:rPr>
-              <w:t>Escriban con honestidad cómo usaron IA. Ejemplo: "Usamos Claude para generar el boilerplate inicial del parser de EXPLAIN, pero la lógica de detección de anti-patterns la programamos manualmente. Para el documento de negocio usamos GPT como apoyo en la redacción, pero el análisis competitivo y las entrevistas son nuestras". 100-200 palabras.</w:t>
+              <w:lastRenderedPageBreak/>
+              <w:t>Usamos Claude (Anthropic) en dos planos. En desarrollo, Claude Code asistió al equipo generando boilerplate (scaffold de Vite/React, parser inicial de EXPLAIN, fixtures de tests, scripts de llenado de plantillas .docx), apoyando el debugging y redactando la documentación técnica de cada módulo (los CLAUDE.md de /conector, /motor, /ia, /sandbox, /backend, /frontend) así como secciones del documento de negocio (F15). Todas las decisiones de arquitectura, los criterios de los detectores, las reglas operativas (RULES.md) y la lógica del motor determinístico fueron diseñadas y revisadas por el equipo; el código generado fue leído, ajustado y testeado antes de mergearse.</w:t>
+            </w:r>
+          </w:p>
+          <w:p>
+            <w:r>
+              <w:rPr>
+                <w:i/>
+                <w:iCs/>
+                <w:color w:val="A0826D"/>
+                <w:sz w:val="20"/>
+                <w:szCs w:val="20"/>
+              </w:rPr>
+              <w:t>En runtime, Claude es parte del producto: recibe el plan parseado, la detección y la recomendación del motor, y produce una explicación pedagógica del problema y un rewrite opcional. La capa de IA está sujeta a guardrails: sanitización de literales antes de cualquier llamada, validación cruzada de las propuestas contra el schema y el sandbox, y modo 'LLM apagado' con plantillas determinísticas como fallback.</w:t>
             </w:r>
           </w:p>
         </w:tc>
@@ -2277,7 +2426,7 @@
     </w:tbl>
     <w:p>
       <w:pPr>
-        <w:pStyle w:val="Heading1"/>
+        <w:pStyle w:val="Ttulo1"/>
       </w:pPr>
       <w:r>
         <w:t>Checklist de entregables</w:t>
@@ -2300,7 +2449,7 @@
     </w:p>
     <w:p>
       <w:pPr>
-        <w:pStyle w:val="ListParagraph"/>
+        <w:pStyle w:val="Prrafodelista"/>
         <w:numPr>
           <w:ilvl w:val="0"/>
           <w:numId w:val="2"/>
@@ -2311,12 +2460,12 @@
         <w:rPr>
           <w:color w:val="231F20"/>
         </w:rPr>
-        <w:t>[ ] README claro con instrucciones de instalación y uso</w:t>
-      </w:r>
-    </w:p>
-    <w:p>
-      <w:pPr>
-        <w:pStyle w:val="ListParagraph"/>
+        <w:t>[x] README claro con instrucciones de instalación y uso</w:t>
+      </w:r>
+    </w:p>
+    <w:p>
+      <w:pPr>
+        <w:pStyle w:val="Prrafodelista"/>
         <w:numPr>
           <w:ilvl w:val="0"/>
           <w:numId w:val="2"/>
@@ -2327,12 +2476,12 @@
         <w:rPr>
           <w:color w:val="231F20"/>
         </w:rPr>
-        <w:t>[ ] docker-compose.yml funcional probado en máquina limpia</w:t>
-      </w:r>
-    </w:p>
-    <w:p>
-      <w:pPr>
-        <w:pStyle w:val="ListParagraph"/>
+        <w:t>[x] docker-compose.yml funcional probado en máquina limpia</w:t>
+      </w:r>
+    </w:p>
+    <w:p>
+      <w:pPr>
+        <w:pStyle w:val="Prrafodelista"/>
         <w:numPr>
           <w:ilvl w:val="0"/>
           <w:numId w:val="2"/>
@@ -2343,12 +2492,12 @@
         <w:rPr>
           <w:color w:val="231F20"/>
         </w:rPr>
-        <w:t>[ ] Documento de arquitectura (esta plantilla, sección 2)</w:t>
-      </w:r>
-    </w:p>
-    <w:p>
-      <w:pPr>
-        <w:pStyle w:val="ListParagraph"/>
+        <w:t>[x] Documento de arquitectura (esta plantilla, sección 2)</w:t>
+      </w:r>
+    </w:p>
+    <w:p>
+      <w:pPr>
+        <w:pStyle w:val="Prrafodelista"/>
         <w:numPr>
           <w:ilvl w:val="0"/>
           <w:numId w:val="2"/>
@@ -2359,12 +2508,12 @@
         <w:rPr>
           <w:color w:val="231F20"/>
         </w:rPr>
-        <w:t>[ ] Documento de negocio (esta plantilla, sección 3)</w:t>
-      </w:r>
-    </w:p>
-    <w:p>
-      <w:pPr>
-        <w:pStyle w:val="ListParagraph"/>
+        <w:t>[x] Documento de negocio (esta plantilla, sección 3)</w:t>
+      </w:r>
+    </w:p>
+    <w:p>
+      <w:pPr>
+        <w:pStyle w:val="Prrafodelista"/>
         <w:numPr>
           <w:ilvl w:val="0"/>
           <w:numId w:val="2"/>
@@ -2375,12 +2524,12 @@
         <w:rPr>
           <w:color w:val="231F20"/>
         </w:rPr>
-        <w:t>[ ] Catálogo de reglas / detectores / anti-patterns implementados</w:t>
-      </w:r>
-    </w:p>
-    <w:p>
-      <w:pPr>
-        <w:pStyle w:val="ListParagraph"/>
+        <w:t>[x] Catálogo de reglas / detectores / anti-patterns implementados</w:t>
+      </w:r>
+    </w:p>
+    <w:p>
+      <w:pPr>
+        <w:pStyle w:val="Prrafodelista"/>
         <w:numPr>
           <w:ilvl w:val="0"/>
           <w:numId w:val="2"/>
@@ -2396,7 +2545,7 @@
     </w:p>
     <w:p>
       <w:pPr>
-        <w:pStyle w:val="ListParagraph"/>
+        <w:pStyle w:val="Prrafodelista"/>
         <w:numPr>
           <w:ilvl w:val="0"/>
           <w:numId w:val="2"/>
@@ -2407,12 +2556,24 @@
         <w:rPr>
           <w:color w:val="231F20"/>
         </w:rPr>
-        <w:t>[ ] Historial de Git con contribuciones de los 5 miembros</w:t>
-      </w:r>
-    </w:p>
-    <w:p>
-      <w:pPr>
-        <w:pStyle w:val="ListParagraph"/>
+        <w:t xml:space="preserve">[x] Historial de Git con contribuciones de los </w:t>
+      </w:r>
+      <w:r>
+        <w:rPr>
+          <w:color w:val="231F20"/>
+        </w:rPr>
+        <w:t>6</w:t>
+      </w:r>
+      <w:r>
+        <w:rPr>
+          <w:color w:val="231F20"/>
+        </w:rPr>
+        <w:t xml:space="preserve"> miembros</w:t>
+      </w:r>
+    </w:p>
+    <w:p>
+      <w:pPr>
+        <w:pStyle w:val="Prrafodelista"/>
         <w:numPr>
           <w:ilvl w:val="0"/>
           <w:numId w:val="2"/>
@@ -2423,7 +2584,7 @@
         <w:rPr>
           <w:color w:val="231F20"/>
         </w:rPr>
-        <w:t>[ ] Esta carátula completa con todos los datos</w:t>
+        <w:t>[x] Esta carátula completa con todos los datos</w:t>
       </w:r>
     </w:p>
     <w:p>
@@ -2446,16 +2607,12 @@
           <w:left w:w="10" w:type="dxa"/>
           <w:right w:w="10" w:type="dxa"/>
         </w:tblCellMar>
-        <w:tblLook w:val="04A0"/>
+        <w:tblLook w:val="04A0" w:firstRow="1" w:lastRow="0" w:firstColumn="1" w:lastColumn="0" w:noHBand="0" w:noVBand="1"/>
       </w:tblPr>
       <w:tblGrid>
         <w:gridCol w:w="9360"/>
       </w:tblGrid>
       <w:tr>
-        <w:tblPrEx>
-          <w:tblW w:w="9360" w:type="dxa"/>
-          <w:tblLook w:val="04A0"/>
-        </w:tblPrEx>
         <w:tc>
           <w:tcPr>
             <w:tcW w:w="9360" w:type="dxa"/>
@@ -2556,21 +2713,39 @@
     </w:tbl>
     <w:p/>
     <w:sectPr>
-      <w:headerReference w:type="default" r:id="rId4"/>
-      <w:footerReference w:type="default" r:id="rId5"/>
+      <w:headerReference w:type="default" r:id="rId7"/>
+      <w:footerReference w:type="default" r:id="rId8"/>
       <w:pgSz w:w="12240" w:h="15840"/>
       <w:pgMar w:top="1700" w:right="1440" w:bottom="1100" w:left="1440" w:header="708" w:footer="708" w:gutter="0"/>
       <w:pgNumType w:start="3"/>
       <w:cols w:space="720"/>
-      <w:titlePg w:val="0"/>
       <w:docGrid w:linePitch="360"/>
     </w:sectPr>
   </w:body>
 </w:document>
 </file>
 
+<file path=word/endnotes.xml><?xml version="1.0" encoding="utf-8"?>
+<w:endnotes xmlns:wpc="http://schemas.microsoft.com/office/word/2010/wordprocessingCanvas" xmlns:cx="http://schemas.microsoft.com/office/drawing/2014/chartex" xmlns:cx1="http://schemas.microsoft.com/office/drawing/2015/9/8/chartex" xmlns:cx2="http://schemas.microsoft.com/office/drawing/2015/10/21/chartex" xmlns:cx3="http://schemas.microsoft.com/office/drawing/2016/5/9/chartex" xmlns:cx4="http://schemas.microsoft.com/office/drawing/2016/5/10/chartex" xmlns:cx5="http://schemas.microsoft.com/office/drawing/2016/5/11/chartex" xmlns:cx6="http://schemas.microsoft.com/office/drawing/2016/5/12/chartex" xmlns:cx7="http://schemas.microsoft.com/office/drawing/2016/5/13/chartex" xmlns:cx8="http://schemas.microsoft.com/office/drawing/2016/5/14/chartex" xmlns:mc="http://schemas.openxmlformats.org/markup-compatibility/2006" xmlns:aink="http://schemas.microsoft.com/office/drawing/2016/ink" xmlns:am3d="http://schemas.microsoft.com/office/drawing/2017/model3d" xmlns:o="urn:schemas-microsoft-com:office:office" xmlns:oel="http://schemas.microsoft.com/office/2019/extlst" xmlns:r="http://schemas.openxmlformats.org/officeDocument/2006/relationships" xmlns:m="http://schemas.openxmlformats.org/officeDocument/2006/math" xmlns:v="urn:schemas-microsoft-com:vml" xmlns:wp14="http://schemas.microsoft.com/office/word/2010/wordprocessingDrawing" xmlns:wp="http://schemas.openxmlformats.org/drawingml/2006/wordprocessingDrawing" xmlns:w10="urn:schemas-microsoft-com:office:word" xmlns:w="http://schemas.openxmlformats.org/wordprocessingml/2006/main" xmlns:w14="http://schemas.microsoft.com/office/word/2010/wordml" xmlns:w15="http://schemas.microsoft.com/office/word/2012/wordml" xmlns:w16cex="http://schemas.microsoft.com/office/word/2018/wordml/cex" xmlns:w16cid="http://schemas.microsoft.com/office/word/2016/wordml/cid" xmlns:w16="http://schemas.microsoft.com/office/word/2018/wordml" xmlns:w16du="http://schemas.microsoft.com/office/word/2023/wordml/word16du" xmlns:w16sdtdh="http://schemas.microsoft.com/office/word/2020/wordml/sdtdatahash" xmlns:w16sdtfl="http://schemas.microsoft.com/office/word/2024/wordml/sdtformatlock" xmlns:w16se="http://schemas.microsoft.com/office/word/2015/wordml/symex" xmlns:wpg="http://schemas.microsoft.com/office/word/2010/wordprocessingGroup" xmlns:wpi="http://schemas.microsoft.com/office/word/2010/wordprocessingInk" xmlns:wne="http://schemas.microsoft.com/office/word/2006/wordml" xmlns:wps="http://schemas.microsoft.com/office/word/2010/wordprocessingShape" mc:Ignorable="w14 w15 w16se w16cid w16 w16cex w16sdtdh w16sdtfl w16du wp14">
+  <w:endnote w:type="separator" w:id="-1">
+    <w:p>
+      <w:r>
+        <w:separator/>
+      </w:r>
+    </w:p>
+  </w:endnote>
+  <w:endnote w:type="continuationSeparator" w:id="0">
+    <w:p>
+      <w:r>
+        <w:continuationSeparator/>
+      </w:r>
+    </w:p>
+  </w:endnote>
+</w:endnotes>
+</file>
+
 <file path=word/footer1.xml><?xml version="1.0" encoding="utf-8"?>
-<w:ftr xmlns:wpc="http://schemas.microsoft.com/office/word/2010/wordprocessingCanvas" xmlns:cx="http://schemas.microsoft.com/office/drawing/2014/chartex" xmlns:cx1="http://schemas.microsoft.com/office/drawing/2015/9/8/chartex" xmlns:cx2="http://schemas.microsoft.com/office/drawing/2015/10/21/chartex" xmlns:cx3="http://schemas.microsoft.com/office/drawing/2016/5/9/chartex" xmlns:cx4="http://schemas.microsoft.com/office/drawing/2016/5/10/chartex" xmlns:cx5="http://schemas.microsoft.com/office/drawing/2016/5/11/chartex" xmlns:mc="http://schemas.openxmlformats.org/markup-compatibility/2006" xmlns:o="urn:schemas-microsoft-com:office:office" xmlns:r="http://schemas.openxmlformats.org/officeDocument/2006/relationships" xmlns:m="http://schemas.openxmlformats.org/officeDocument/2006/math" xmlns:v="urn:schemas-microsoft-com:vml" xmlns:wp14="http://schemas.microsoft.com/office/word/2010/wordprocessingDrawing" xmlns:wp="http://schemas.openxmlformats.org/drawingml/2006/wordprocessingDrawing" xmlns:w10="urn:schemas-microsoft-com:office:word" xmlns:w="http://schemas.openxmlformats.org/wordprocessingml/2006/main" xmlns:w14="http://schemas.microsoft.com/office/word/2010/wordml" xmlns:w15="http://schemas.microsoft.com/office/word/2012/wordml" xmlns:wne="http://schemas.microsoft.com/office/word/2006/wordml" xmlns:w16cid="http://schemas.microsoft.com/office/word/2016/wordml/cid" xmlns:w16se="http://schemas.microsoft.com/office/word/2015/wordml/symex" xmlns:wpg="http://schemas.microsoft.com/office/word/2010/wordprocessingGroup" xmlns:wpi="http://schemas.microsoft.com/office/word/2010/wordprocessingInk" xmlns:wps="http://schemas.microsoft.com/office/word/2010/wordprocessingShape" mc:Ignorable="w14 w15 wp14 w16se w16cid">
+<w:ftr xmlns:wpc="http://schemas.microsoft.com/office/word/2010/wordprocessingCanvas" xmlns:cx="http://schemas.microsoft.com/office/drawing/2014/chartex" xmlns:cx1="http://schemas.microsoft.com/office/drawing/2015/9/8/chartex" xmlns:cx2="http://schemas.microsoft.com/office/drawing/2015/10/21/chartex" xmlns:cx3="http://schemas.microsoft.com/office/drawing/2016/5/9/chartex" xmlns:cx4="http://schemas.microsoft.com/office/drawing/2016/5/10/chartex" xmlns:cx5="http://schemas.microsoft.com/office/drawing/2016/5/11/chartex" xmlns:cx6="http://schemas.microsoft.com/office/drawing/2016/5/12/chartex" xmlns:cx7="http://schemas.microsoft.com/office/drawing/2016/5/13/chartex" xmlns:cx8="http://schemas.microsoft.com/office/drawing/2016/5/14/chartex" xmlns:mc="http://schemas.openxmlformats.org/markup-compatibility/2006" xmlns:aink="http://schemas.microsoft.com/office/drawing/2016/ink" xmlns:am3d="http://schemas.microsoft.com/office/drawing/2017/model3d" xmlns:o="urn:schemas-microsoft-com:office:office" xmlns:oel="http://schemas.microsoft.com/office/2019/extlst" xmlns:r="http://schemas.openxmlformats.org/officeDocument/2006/relationships" xmlns:m="http://schemas.openxmlformats.org/officeDocument/2006/math" xmlns:v="urn:schemas-microsoft-com:vml" xmlns:wp14="http://schemas.microsoft.com/office/word/2010/wordprocessingDrawing" xmlns:wp="http://schemas.openxmlformats.org/drawingml/2006/wordprocessingDrawing" xmlns:w10="urn:schemas-microsoft-com:office:word" xmlns:w="http://schemas.openxmlformats.org/wordprocessingml/2006/main" xmlns:w14="http://schemas.microsoft.com/office/word/2010/wordml" xmlns:w15="http://schemas.microsoft.com/office/word/2012/wordml" xmlns:w16cex="http://schemas.microsoft.com/office/word/2018/wordml/cex" xmlns:w16cid="http://schemas.microsoft.com/office/word/2016/wordml/cid" xmlns:w16="http://schemas.microsoft.com/office/word/2018/wordml" xmlns:w16du="http://schemas.microsoft.com/office/word/2023/wordml/word16du" xmlns:w16sdtdh="http://schemas.microsoft.com/office/word/2020/wordml/sdtdatahash" xmlns:w16sdtfl="http://schemas.microsoft.com/office/word/2024/wordml/sdtformatlock" xmlns:w16se="http://schemas.microsoft.com/office/word/2015/wordml/symex" xmlns:wpg="http://schemas.microsoft.com/office/word/2010/wordprocessingGroup" xmlns:wpi="http://schemas.microsoft.com/office/word/2010/wordprocessingInk" xmlns:wne="http://schemas.microsoft.com/office/word/2006/wordml" xmlns:wps="http://schemas.microsoft.com/office/word/2010/wordprocessingShape" mc:Ignorable="w14 w15 w16se w16cid w16 w16cex w16sdtdh w16sdtfl w16du wp14">
   <w:p>
     <w:pPr>
       <w:pBdr>
@@ -2632,22 +2807,33 @@
         <w:sz w:val="16"/>
         <w:szCs w:val="16"/>
       </w:rPr>
-      <w:t xml:space="preserve"> de </w:t>
-    </w:r>
-    <w:r>
-      <w:rPr>
-        <w:color w:val="565354"/>
-        <w:sz w:val="16"/>
-        <w:szCs w:val="16"/>
-      </w:rPr>
-      <w:t>19</w:t>
+      <w:t xml:space="preserve"> de 19</w:t>
     </w:r>
   </w:p>
 </w:ftr>
 </file>
 
+<file path=word/footnotes.xml><?xml version="1.0" encoding="utf-8"?>
+<w:footnotes xmlns:wpc="http://schemas.microsoft.com/office/word/2010/wordprocessingCanvas" xmlns:cx="http://schemas.microsoft.com/office/drawing/2014/chartex" xmlns:cx1="http://schemas.microsoft.com/office/drawing/2015/9/8/chartex" xmlns:cx2="http://schemas.microsoft.com/office/drawing/2015/10/21/chartex" xmlns:cx3="http://schemas.microsoft.com/office/drawing/2016/5/9/chartex" xmlns:cx4="http://schemas.microsoft.com/office/drawing/2016/5/10/chartex" xmlns:cx5="http://schemas.microsoft.com/office/drawing/2016/5/11/chartex" xmlns:cx6="http://schemas.microsoft.com/office/drawing/2016/5/12/chartex" xmlns:cx7="http://schemas.microsoft.com/office/drawing/2016/5/13/chartex" xmlns:cx8="http://schemas.microsoft.com/office/drawing/2016/5/14/chartex" xmlns:mc="http://schemas.openxmlformats.org/markup-compatibility/2006" xmlns:aink="http://schemas.microsoft.com/office/drawing/2016/ink" xmlns:am3d="http://schemas.microsoft.com/office/drawing/2017/model3d" xmlns:o="urn:schemas-microsoft-com:office:office" xmlns:oel="http://schemas.microsoft.com/office/2019/extlst" xmlns:r="http://schemas.openxmlformats.org/officeDocument/2006/relationships" xmlns:m="http://schemas.openxmlformats.org/officeDocument/2006/math" xmlns:v="urn:schemas-microsoft-com:vml" xmlns:wp14="http://schemas.microsoft.com/office/word/2010/wordprocessingDrawing" xmlns:wp="http://schemas.openxmlformats.org/drawingml/2006/wordprocessingDrawing" xmlns:w10="urn:schemas-microsoft-com:office:word" xmlns:w="http://schemas.openxmlformats.org/wordprocessingml/2006/main" xmlns:w14="http://schemas.microsoft.com/office/word/2010/wordml" xmlns:w15="http://schemas.microsoft.com/office/word/2012/wordml" xmlns:w16cex="http://schemas.microsoft.com/office/word/2018/wordml/cex" xmlns:w16cid="http://schemas.microsoft.com/office/word/2016/wordml/cid" xmlns:w16="http://schemas.microsoft.com/office/word/2018/wordml" xmlns:w16du="http://schemas.microsoft.com/office/word/2023/wordml/word16du" xmlns:w16sdtdh="http://schemas.microsoft.com/office/word/2020/wordml/sdtdatahash" xmlns:w16sdtfl="http://schemas.microsoft.com/office/word/2024/wordml/sdtformatlock" xmlns:w16se="http://schemas.microsoft.com/office/word/2015/wordml/symex" xmlns:wpg="http://schemas.microsoft.com/office/word/2010/wordprocessingGroup" xmlns:wpi="http://schemas.microsoft.com/office/word/2010/wordprocessingInk" xmlns:wne="http://schemas.microsoft.com/office/word/2006/wordml" xmlns:wps="http://schemas.microsoft.com/office/word/2010/wordprocessingShape" mc:Ignorable="w14 w15 w16se w16cid w16 w16cex w16sdtdh w16sdtfl w16du wp14">
+  <w:footnote w:type="separator" w:id="-1">
+    <w:p>
+      <w:r>
+        <w:separator/>
+      </w:r>
+    </w:p>
+  </w:footnote>
+  <w:footnote w:type="continuationSeparator" w:id="0">
+    <w:p>
+      <w:r>
+        <w:continuationSeparator/>
+      </w:r>
+    </w:p>
+  </w:footnote>
+</w:footnotes>
+</file>
+
 <file path=word/header1.xml><?xml version="1.0" encoding="utf-8"?>
-<w:hdr xmlns:wpc="http://schemas.microsoft.com/office/word/2010/wordprocessingCanvas" xmlns:cx="http://schemas.microsoft.com/office/drawing/2014/chartex" xmlns:cx1="http://schemas.microsoft.com/office/drawing/2015/9/8/chartex" xmlns:cx2="http://schemas.microsoft.com/office/drawing/2015/10/21/chartex" xmlns:cx3="http://schemas.microsoft.com/office/drawing/2016/5/9/chartex" xmlns:cx4="http://schemas.microsoft.com/office/drawing/2016/5/10/chartex" xmlns:cx5="http://schemas.microsoft.com/office/drawing/2016/5/11/chartex" xmlns:mc="http://schemas.openxmlformats.org/markup-compatibility/2006" xmlns:o="urn:schemas-microsoft-com:office:office" xmlns:r="http://schemas.openxmlformats.org/officeDocument/2006/relationships" xmlns:m="http://schemas.openxmlformats.org/officeDocument/2006/math" xmlns:v="urn:schemas-microsoft-com:vml" xmlns:wp14="http://schemas.microsoft.com/office/word/2010/wordprocessingDrawing" xmlns:wp="http://schemas.openxmlformats.org/drawingml/2006/wordprocessingDrawing" xmlns:w10="urn:schemas-microsoft-com:office:word" xmlns:w="http://schemas.openxmlformats.org/wordprocessingml/2006/main" xmlns:w14="http://schemas.microsoft.com/office/word/2010/wordml" xmlns:w15="http://schemas.microsoft.com/office/word/2012/wordml" xmlns:wne="http://schemas.microsoft.com/office/word/2006/wordml" xmlns:w16cid="http://schemas.microsoft.com/office/word/2016/wordml/cid" xmlns:w16se="http://schemas.microsoft.com/office/word/2015/wordml/symex" xmlns:wpg="http://schemas.microsoft.com/office/word/2010/wordprocessingGroup" xmlns:wpi="http://schemas.microsoft.com/office/word/2010/wordprocessingInk" xmlns:wps="http://schemas.microsoft.com/office/word/2010/wordprocessingShape" mc:Ignorable="w14 w15 wp14 w16se w16cid">
+<w:hdr xmlns:wpc="http://schemas.microsoft.com/office/word/2010/wordprocessingCanvas" xmlns:cx="http://schemas.microsoft.com/office/drawing/2014/chartex" xmlns:cx1="http://schemas.microsoft.com/office/drawing/2015/9/8/chartex" xmlns:cx2="http://schemas.microsoft.com/office/drawing/2015/10/21/chartex" xmlns:cx3="http://schemas.microsoft.com/office/drawing/2016/5/9/chartex" xmlns:cx4="http://schemas.microsoft.com/office/drawing/2016/5/10/chartex" xmlns:cx5="http://schemas.microsoft.com/office/drawing/2016/5/11/chartex" xmlns:cx6="http://schemas.microsoft.com/office/drawing/2016/5/12/chartex" xmlns:cx7="http://schemas.microsoft.com/office/drawing/2016/5/13/chartex" xmlns:cx8="http://schemas.microsoft.com/office/drawing/2016/5/14/chartex" xmlns:mc="http://schemas.openxmlformats.org/markup-compatibility/2006" xmlns:aink="http://schemas.microsoft.com/office/drawing/2016/ink" xmlns:am3d="http://schemas.microsoft.com/office/drawing/2017/model3d" xmlns:o="urn:schemas-microsoft-com:office:office" xmlns:oel="http://schemas.microsoft.com/office/2019/extlst" xmlns:r="http://schemas.openxmlformats.org/officeDocument/2006/relationships" xmlns:m="http://schemas.openxmlformats.org/officeDocument/2006/math" xmlns:v="urn:schemas-microsoft-com:vml" xmlns:wp14="http://schemas.microsoft.com/office/word/2010/wordprocessingDrawing" xmlns:wp="http://schemas.openxmlformats.org/drawingml/2006/wordprocessingDrawing" xmlns:w10="urn:schemas-microsoft-com:office:word" xmlns:w="http://schemas.openxmlformats.org/wordprocessingml/2006/main" xmlns:w14="http://schemas.microsoft.com/office/word/2010/wordml" xmlns:w15="http://schemas.microsoft.com/office/word/2012/wordml" xmlns:w16cex="http://schemas.microsoft.com/office/word/2018/wordml/cex" xmlns:w16cid="http://schemas.microsoft.com/office/word/2016/wordml/cid" xmlns:w16="http://schemas.microsoft.com/office/word/2018/wordml" xmlns:w16du="http://schemas.microsoft.com/office/word/2023/wordml/word16du" xmlns:w16sdtdh="http://schemas.microsoft.com/office/word/2020/wordml/sdtdatahash" xmlns:w16sdtfl="http://schemas.microsoft.com/office/word/2024/wordml/sdtformatlock" xmlns:w16se="http://schemas.microsoft.com/office/word/2015/wordml/symex" xmlns:wpg="http://schemas.microsoft.com/office/word/2010/wordprocessingGroup" xmlns:wpi="http://schemas.microsoft.com/office/word/2010/wordprocessingInk" xmlns:wne="http://schemas.microsoft.com/office/word/2006/wordml" xmlns:wps="http://schemas.microsoft.com/office/word/2010/wordprocessingShape" mc:Ignorable="w14 w15 w16se w16cid w16 w16cex w16sdtdh w16sdtfl w16du wp14">
   <w:tbl>
     <w:tblPr>
       <w:tblW w:w="9360" w:type="dxa"/>
@@ -2663,16 +2849,12 @@
         <w:left w:w="10" w:type="dxa"/>
         <w:right w:w="10" w:type="dxa"/>
       </w:tblCellMar>
-      <w:tblLook w:val="04A0"/>
+      <w:tblLook w:val="04A0" w:firstRow="1" w:lastRow="0" w:firstColumn="1" w:lastColumn="0" w:noHBand="0" w:noVBand="1"/>
     </w:tblPr>
     <w:tblGrid>
       <w:gridCol w:w="9360"/>
     </w:tblGrid>
     <w:tr>
-      <w:tblPrEx>
-        <w:tblW w:w="9360" w:type="dxa"/>
-        <w:tblLook w:val="04A0"/>
-      </w:tblPrEx>
       <w:tc>
         <w:tcPr>
           <w:tcW w:w="9360" w:type="dxa"/>
@@ -2740,12 +2922,12 @@
 </file>
 
 <file path=word/numbering.xml><?xml version="1.0" encoding="utf-8"?>
-<w:numbering xmlns:wpc="http://schemas.microsoft.com/office/word/2010/wordprocessingCanvas" xmlns:cx="http://schemas.microsoft.com/office/drawing/2014/chartex" xmlns:cx1="http://schemas.microsoft.com/office/drawing/2015/9/8/chartex" xmlns:cx2="http://schemas.microsoft.com/office/drawing/2015/10/21/chartex" xmlns:cx3="http://schemas.microsoft.com/office/drawing/2016/5/9/chartex" xmlns:cx4="http://schemas.microsoft.com/office/drawing/2016/5/10/chartex" xmlns:cx5="http://schemas.microsoft.com/office/drawing/2016/5/11/chartex" xmlns:mc="http://schemas.openxmlformats.org/markup-compatibility/2006" xmlns:o="urn:schemas-microsoft-com:office:office" xmlns:r="http://schemas.openxmlformats.org/officeDocument/2006/relationships" xmlns:m="http://schemas.openxmlformats.org/officeDocument/2006/math" xmlns:v="urn:schemas-microsoft-com:vml" xmlns:wp14="http://schemas.microsoft.com/office/word/2010/wordprocessingDrawing" xmlns:wp="http://schemas.openxmlformats.org/drawingml/2006/wordprocessingDrawing" xmlns:w10="urn:schemas-microsoft-com:office:word" xmlns:w="http://schemas.openxmlformats.org/wordprocessingml/2006/main" xmlns:w14="http://schemas.microsoft.com/office/word/2010/wordml" xmlns:w15="http://schemas.microsoft.com/office/word/2012/wordml" xmlns:wne="http://schemas.microsoft.com/office/word/2006/wordml" xmlns:w16cid="http://schemas.microsoft.com/office/word/2016/wordml/cid" xmlns:w16se="http://schemas.microsoft.com/office/word/2015/wordml/symex" xmlns:wpg="http://schemas.microsoft.com/office/word/2010/wordprocessingGroup" xmlns:wpi="http://schemas.microsoft.com/office/word/2010/wordprocessingInk" xmlns:wps="http://schemas.microsoft.com/office/word/2010/wordprocessingShape" mc:Ignorable="w14 w15 wp14 w16se w16cid">
+<w:numbering xmlns:wpc="http://schemas.microsoft.com/office/word/2010/wordprocessingCanvas" xmlns:cx="http://schemas.microsoft.com/office/drawing/2014/chartex" xmlns:cx1="http://schemas.microsoft.com/office/drawing/2015/9/8/chartex" xmlns:cx2="http://schemas.microsoft.com/office/drawing/2015/10/21/chartex" xmlns:cx3="http://schemas.microsoft.com/office/drawing/2016/5/9/chartex" xmlns:cx4="http://schemas.microsoft.com/office/drawing/2016/5/10/chartex" xmlns:cx5="http://schemas.microsoft.com/office/drawing/2016/5/11/chartex" xmlns:cx6="http://schemas.microsoft.com/office/drawing/2016/5/12/chartex" xmlns:cx7="http://schemas.microsoft.com/office/drawing/2016/5/13/chartex" xmlns:cx8="http://schemas.microsoft.com/office/drawing/2016/5/14/chartex" xmlns:mc="http://schemas.openxmlformats.org/markup-compatibility/2006" xmlns:aink="http://schemas.microsoft.com/office/drawing/2016/ink" xmlns:am3d="http://schemas.microsoft.com/office/drawing/2017/model3d" xmlns:o="urn:schemas-microsoft-com:office:office" xmlns:oel="http://schemas.microsoft.com/office/2019/extlst" xmlns:r="http://schemas.openxmlformats.org/officeDocument/2006/relationships" xmlns:m="http://schemas.openxmlformats.org/officeDocument/2006/math" xmlns:v="urn:schemas-microsoft-com:vml" xmlns:wp14="http://schemas.microsoft.com/office/word/2010/wordprocessingDrawing" xmlns:wp="http://schemas.openxmlformats.org/drawingml/2006/wordprocessingDrawing" xmlns:w10="urn:schemas-microsoft-com:office:word" xmlns:w="http://schemas.openxmlformats.org/wordprocessingml/2006/main" xmlns:w14="http://schemas.microsoft.com/office/word/2010/wordml" xmlns:w15="http://schemas.microsoft.com/office/word/2012/wordml" xmlns:w16cex="http://schemas.microsoft.com/office/word/2018/wordml/cex" xmlns:w16cid="http://schemas.microsoft.com/office/word/2016/wordml/cid" xmlns:w16="http://schemas.microsoft.com/office/word/2018/wordml" xmlns:w16du="http://schemas.microsoft.com/office/word/2023/wordml/word16du" xmlns:w16sdtdh="http://schemas.microsoft.com/office/word/2020/wordml/sdtdatahash" xmlns:w16sdtfl="http://schemas.microsoft.com/office/word/2024/wordml/sdtformatlock" xmlns:w16se="http://schemas.microsoft.com/office/word/2015/wordml/symex" xmlns:wpg="http://schemas.microsoft.com/office/word/2010/wordprocessingGroup" xmlns:wpi="http://schemas.microsoft.com/office/word/2010/wordprocessingInk" xmlns:wne="http://schemas.microsoft.com/office/word/2006/wordml" xmlns:wps="http://schemas.microsoft.com/office/word/2010/wordprocessingShape" mc:Ignorable="w14 w15 w16se w16cid w16 w16cex w16sdtdh w16sdtfl w16du wp14">
   <w:abstractNum w:abstractNumId="0" w15:restartNumberingAfterBreak="0">
     <w:nsid w:val="3F513B5B"/>
     <w:multiLevelType w:val="hybridMultilevel"/>
     <w:tmpl w:val="7EA02254"/>
-    <w:lvl w:ilvl="0">
+    <w:lvl w:ilvl="0" w:tplc="A412B61C">
       <w:start w:val="1"/>
       <w:numFmt w:val="bullet"/>
       <w:lvlText w:val="●"/>
@@ -2754,7 +2936,7 @@
         <w:ind w:left="720" w:hanging="360"/>
       </w:pPr>
     </w:lvl>
-    <w:lvl w:ilvl="1">
+    <w:lvl w:ilvl="1" w:tplc="D61C87B8">
       <w:start w:val="1"/>
       <w:numFmt w:val="bullet"/>
       <w:lvlText w:val="○"/>
@@ -2763,7 +2945,7 @@
         <w:ind w:left="1440" w:hanging="360"/>
       </w:pPr>
     </w:lvl>
-    <w:lvl w:ilvl="2">
+    <w:lvl w:ilvl="2" w:tplc="451214CE">
       <w:start w:val="1"/>
       <w:numFmt w:val="bullet"/>
       <w:lvlText w:val="■"/>
@@ -2772,7 +2954,7 @@
         <w:ind w:left="2160" w:hanging="360"/>
       </w:pPr>
     </w:lvl>
-    <w:lvl w:ilvl="3">
+    <w:lvl w:ilvl="3" w:tplc="5FCEFB7A">
       <w:start w:val="1"/>
       <w:numFmt w:val="bullet"/>
       <w:lvlText w:val="●"/>
@@ -2781,7 +2963,7 @@
         <w:ind w:left="2880" w:hanging="360"/>
       </w:pPr>
     </w:lvl>
-    <w:lvl w:ilvl="4">
+    <w:lvl w:ilvl="4" w:tplc="1E7AB412">
       <w:start w:val="1"/>
       <w:numFmt w:val="bullet"/>
       <w:lvlText w:val="○"/>
@@ -2790,7 +2972,7 @@
         <w:ind w:left="3600" w:hanging="360"/>
       </w:pPr>
     </w:lvl>
-    <w:lvl w:ilvl="5">
+    <w:lvl w:ilvl="5" w:tplc="94FE5440">
       <w:start w:val="1"/>
       <w:numFmt w:val="bullet"/>
       <w:lvlText w:val="■"/>
@@ -2799,7 +2981,7 @@
         <w:ind w:left="4320" w:hanging="360"/>
       </w:pPr>
     </w:lvl>
-    <w:lvl w:ilvl="6">
+    <w:lvl w:ilvl="6" w:tplc="81F04472">
       <w:start w:val="1"/>
       <w:numFmt w:val="bullet"/>
       <w:lvlText w:val="●"/>
@@ -2808,7 +2990,7 @@
         <w:ind w:left="5040" w:hanging="360"/>
       </w:pPr>
     </w:lvl>
-    <w:lvl w:ilvl="7">
+    <w:lvl w:ilvl="7" w:tplc="5CB2AB66">
       <w:start w:val="1"/>
       <w:numFmt w:val="bullet"/>
       <w:lvlText w:val="●"/>
@@ -2817,7 +2999,7 @@
         <w:ind w:left="5760" w:hanging="360"/>
       </w:pPr>
     </w:lvl>
-    <w:lvl w:ilvl="8">
+    <w:lvl w:ilvl="8" w:tplc="FAD08C0A">
       <w:start w:val="1"/>
       <w:numFmt w:val="bullet"/>
       <w:lvlText w:val="●"/>
@@ -2831,7 +3013,7 @@
     <w:nsid w:val="6C6E06C4"/>
     <w:multiLevelType w:val="hybridMultilevel"/>
     <w:tmpl w:val="5C0A495A"/>
-    <w:lvl w:ilvl="0">
+    <w:lvl w:ilvl="0" w:tplc="964A3AEA">
       <w:start w:val="1"/>
       <w:numFmt w:val="bullet"/>
       <w:lvlText w:val="•"/>
@@ -2840,44 +3022,44 @@
         <w:ind w:left="540" w:hanging="270"/>
       </w:pPr>
     </w:lvl>
-    <w:lvl w:ilvl="1">
-      <w:start w:val="0"/>
+    <w:lvl w:ilvl="1" w:tplc="829C417E">
       <w:numFmt w:val="decimal"/>
+      <w:lvlText w:val=""/>
       <w:lvlJc w:val="left"/>
     </w:lvl>
-    <w:lvl w:ilvl="2">
-      <w:start w:val="0"/>
+    <w:lvl w:ilvl="2" w:tplc="F5509DDC">
       <w:numFmt w:val="decimal"/>
+      <w:lvlText w:val=""/>
       <w:lvlJc w:val="left"/>
     </w:lvl>
-    <w:lvl w:ilvl="3">
-      <w:start w:val="0"/>
+    <w:lvl w:ilvl="3" w:tplc="950EC710">
       <w:numFmt w:val="decimal"/>
+      <w:lvlText w:val=""/>
       <w:lvlJc w:val="left"/>
     </w:lvl>
-    <w:lvl w:ilvl="4">
-      <w:start w:val="0"/>
+    <w:lvl w:ilvl="4" w:tplc="39AE3C4E">
       <w:numFmt w:val="decimal"/>
+      <w:lvlText w:val=""/>
       <w:lvlJc w:val="left"/>
     </w:lvl>
-    <w:lvl w:ilvl="5">
-      <w:start w:val="0"/>
+    <w:lvl w:ilvl="5" w:tplc="C772F5D2">
       <w:numFmt w:val="decimal"/>
+      <w:lvlText w:val=""/>
       <w:lvlJc w:val="left"/>
     </w:lvl>
-    <w:lvl w:ilvl="6">
-      <w:start w:val="0"/>
+    <w:lvl w:ilvl="6" w:tplc="10A030D6">
       <w:numFmt w:val="decimal"/>
+      <w:lvlText w:val=""/>
       <w:lvlJc w:val="left"/>
     </w:lvl>
-    <w:lvl w:ilvl="7">
-      <w:start w:val="0"/>
+    <w:lvl w:ilvl="7" w:tplc="E0A4B3EE">
       <w:numFmt w:val="decimal"/>
+      <w:lvlText w:val=""/>
       <w:lvlJc w:val="left"/>
     </w:lvl>
-    <w:lvl w:ilvl="8">
-      <w:start w:val="0"/>
+    <w:lvl w:ilvl="8" w:tplc="45F2A040">
       <w:numFmt w:val="decimal"/>
+      <w:lvlText w:val=""/>
       <w:lvlJc w:val="left"/>
     </w:lvl>
   </w:abstractNum>
@@ -2897,7 +3079,7 @@
 </file>
 
 <file path=word/styles.xml><?xml version="1.0" encoding="utf-8"?>
-<w:styles xmlns:mc="http://schemas.openxmlformats.org/markup-compatibility/2006" xmlns:r="http://schemas.openxmlformats.org/officeDocument/2006/relationships" xmlns:w="http://schemas.openxmlformats.org/wordprocessingml/2006/main" xmlns:w14="http://schemas.microsoft.com/office/word/2010/wordml" xmlns:w15="http://schemas.microsoft.com/office/word/2012/wordml" xmlns:w16cid="http://schemas.microsoft.com/office/word/2016/wordml/cid" xmlns:w16se="http://schemas.microsoft.com/office/word/2015/wordml/symex" mc:Ignorable="w14 w15 w16se w16cid">
+<w:styles xmlns:mc="http://schemas.openxmlformats.org/markup-compatibility/2006" xmlns:r="http://schemas.openxmlformats.org/officeDocument/2006/relationships" xmlns:w="http://schemas.openxmlformats.org/wordprocessingml/2006/main" xmlns:w14="http://schemas.microsoft.com/office/word/2010/wordml" xmlns:w15="http://schemas.microsoft.com/office/word/2012/wordml" xmlns:w16cex="http://schemas.microsoft.com/office/word/2018/wordml/cex" xmlns:w16cid="http://schemas.microsoft.com/office/word/2016/wordml/cid" xmlns:w16="http://schemas.microsoft.com/office/word/2018/wordml" xmlns:w16du="http://schemas.microsoft.com/office/word/2023/wordml/word16du" xmlns:w16sdtdh="http://schemas.microsoft.com/office/word/2020/wordml/sdtdatahash" xmlns:w16sdtfl="http://schemas.microsoft.com/office/word/2024/wordml/sdtformatlock" xmlns:w16se="http://schemas.microsoft.com/office/word/2015/wordml/symex" mc:Ignorable="w14 w15 w16se w16cid w16 w16cex w16sdtdh w16sdtfl w16du">
   <w:docDefaults>
     <w:rPrDefault>
       <w:rPr>
@@ -3281,17 +3463,17 @@
     <w:lsdException w:name="List Table 5 Dark Accent 6" w:uiPriority="50"/>
     <w:lsdException w:name="List Table 6 Colorful Accent 6" w:uiPriority="51"/>
     <w:lsdException w:name="List Table 7 Colorful Accent 6" w:uiPriority="52"/>
-    <w:lsdException w:name="Smart Link" w:semiHidden="1" w:unhideWhenUsed="1"/>
     <w:lsdException w:name="Mention" w:semiHidden="1" w:unhideWhenUsed="1"/>
     <w:lsdException w:name="Smart Hyperlink" w:semiHidden="1" w:unhideWhenUsed="1"/>
     <w:lsdException w:name="Hashtag" w:semiHidden="1" w:unhideWhenUsed="1"/>
     <w:lsdException w:name="Unresolved Mention" w:semiHidden="1" w:unhideWhenUsed="1"/>
+    <w:lsdException w:name="Smart Link" w:semiHidden="1" w:unhideWhenUsed="1"/>
   </w:latentStyles>
   <w:style w:type="paragraph" w:default="1" w:styleId="Normal">
     <w:name w:val="Normal"/>
     <w:qFormat/>
   </w:style>
-  <w:style w:type="paragraph" w:styleId="Heading1">
+  <w:style w:type="paragraph" w:styleId="Ttulo1">
     <w:name w:val="heading 1"/>
     <w:uiPriority w:val="9"/>
     <w:qFormat/>
@@ -3307,7 +3489,7 @@
       <w:szCs w:val="32"/>
     </w:rPr>
   </w:style>
-  <w:style w:type="paragraph" w:styleId="Heading2">
+  <w:style w:type="paragraph" w:styleId="Ttulo2">
     <w:name w:val="heading 2"/>
     <w:uiPriority w:val="9"/>
     <w:unhideWhenUsed/>
@@ -3324,7 +3506,7 @@
       <w:szCs w:val="26"/>
     </w:rPr>
   </w:style>
-  <w:style w:type="paragraph" w:styleId="Heading3">
+  <w:style w:type="paragraph" w:styleId="Ttulo3">
     <w:name w:val="heading 3"/>
     <w:uiPriority w:val="9"/>
     <w:semiHidden/>
@@ -3342,7 +3524,7 @@
       <w:szCs w:val="24"/>
     </w:rPr>
   </w:style>
-  <w:style w:type="paragraph" w:styleId="Heading4">
+  <w:style w:type="paragraph" w:styleId="Ttulo4">
     <w:name w:val="heading 4"/>
     <w:uiPriority w:val="9"/>
     <w:semiHidden/>
@@ -3357,7 +3539,7 @@
       <w:color w:val="2E74B5"/>
     </w:rPr>
   </w:style>
-  <w:style w:type="paragraph" w:styleId="Heading5">
+  <w:style w:type="paragraph" w:styleId="Ttulo5">
     <w:name w:val="heading 5"/>
     <w:uiPriority w:val="9"/>
     <w:semiHidden/>
@@ -3370,7 +3552,7 @@
       <w:color w:val="2E74B5"/>
     </w:rPr>
   </w:style>
-  <w:style w:type="paragraph" w:styleId="Heading6">
+  <w:style w:type="paragraph" w:styleId="Ttulo6">
     <w:name w:val="heading 6"/>
     <w:uiPriority w:val="9"/>
     <w:semiHidden/>
@@ -3383,13 +3565,13 @@
       <w:color w:val="1F4D78"/>
     </w:rPr>
   </w:style>
-  <w:style w:type="character" w:default="1" w:styleId="DefaultParagraphFont">
+  <w:style w:type="character" w:default="1" w:styleId="Fuentedeprrafopredeter">
     <w:name w:val="Default Paragraph Font"/>
     <w:uiPriority w:val="1"/>
     <w:semiHidden/>
     <w:unhideWhenUsed/>
   </w:style>
-  <w:style w:type="table" w:default="1" w:styleId="TableNormal">
+  <w:style w:type="table" w:default="1" w:styleId="Tablanormal">
     <w:name w:val="Normal Table"/>
     <w:uiPriority w:val="99"/>
     <w:semiHidden/>
@@ -3404,13 +3586,13 @@
       </w:tblCellMar>
     </w:tblPr>
   </w:style>
-  <w:style w:type="numbering" w:default="1" w:styleId="NoList">
+  <w:style w:type="numbering" w:default="1" w:styleId="Sinlista">
     <w:name w:val="No List"/>
     <w:uiPriority w:val="99"/>
     <w:semiHidden/>
     <w:unhideWhenUsed/>
   </w:style>
-  <w:style w:type="paragraph" w:styleId="Title">
+  <w:style w:type="paragraph" w:styleId="Ttulo">
     <w:name w:val="Title"/>
     <w:uiPriority w:val="10"/>
     <w:qFormat/>
@@ -3427,11 +3609,11 @@
       <w:bCs/>
     </w:rPr>
   </w:style>
-  <w:style w:type="paragraph" w:styleId="ListParagraph">
+  <w:style w:type="paragraph" w:styleId="Prrafodelista">
     <w:name w:val="List Paragraph"/>
     <w:qFormat/>
   </w:style>
-  <w:style w:type="character" w:styleId="Hyperlink">
+  <w:style w:type="character" w:styleId="Hipervnculo">
     <w:name w:val="Hyperlink"/>
     <w:uiPriority w:val="99"/>
     <w:unhideWhenUsed/>
@@ -3440,7 +3622,7 @@
       <w:u w:val="single"/>
     </w:rPr>
   </w:style>
-  <w:style w:type="character" w:styleId="FootnoteReference">
+  <w:style w:type="character" w:styleId="Refdenotaalpie">
     <w:name w:val="footnote reference"/>
     <w:uiPriority w:val="99"/>
     <w:semiHidden/>
@@ -3449,9 +3631,9 @@
       <w:vertAlign w:val="superscript"/>
     </w:rPr>
   </w:style>
-  <w:style w:type="paragraph" w:styleId="FootnoteText">
+  <w:style w:type="paragraph" w:styleId="Textonotapie">
     <w:name w:val="footnote text"/>
-    <w:link w:val="FootnoteTextChar"/>
+    <w:link w:val="TextonotapieCar"/>
     <w:uiPriority w:val="99"/>
     <w:semiHidden/>
     <w:unhideWhenUsed/>
@@ -3460,9 +3642,9 @@
       <w:szCs w:val="20"/>
     </w:rPr>
   </w:style>
-  <w:style w:type="character" w:customStyle="1" w:styleId="FootnoteTextChar">
-    <w:name w:val="Footnote Text Char"/>
-    <w:link w:val="FootnoteText"/>
+  <w:style w:type="character" w:customStyle="1" w:styleId="TextonotapieCar">
+    <w:name w:val="Texto nota pie Car"/>
+    <w:link w:val="Textonotapie"/>
     <w:uiPriority w:val="99"/>
     <w:semiHidden/>
     <w:unhideWhenUsed/>
@@ -3471,7 +3653,7 @@
       <w:szCs w:val="20"/>
     </w:rPr>
   </w:style>
-  <w:style w:type="character" w:styleId="EndnoteReference">
+  <w:style w:type="character" w:styleId="Refdenotaalfinal">
     <w:name w:val="endnote reference"/>
     <w:uiPriority w:val="99"/>
     <w:semiHidden/>
@@ -3480,9 +3662,9 @@
       <w:vertAlign w:val="superscript"/>
     </w:rPr>
   </w:style>
-  <w:style w:type="paragraph" w:styleId="EndnoteText">
+  <w:style w:type="paragraph" w:styleId="Textonotaalfinal">
     <w:name w:val="endnote text"/>
-    <w:link w:val="EndnoteTextChar"/>
+    <w:link w:val="TextonotaalfinalCar"/>
     <w:uiPriority w:val="99"/>
     <w:semiHidden/>
     <w:unhideWhenUsed/>
@@ -3491,15 +3673,27 @@
       <w:szCs w:val="20"/>
     </w:rPr>
   </w:style>
-  <w:style w:type="character" w:customStyle="1" w:styleId="EndnoteTextChar">
-    <w:name w:val="Endnote Text Char"/>
-    <w:link w:val="EndnoteText"/>
+  <w:style w:type="character" w:customStyle="1" w:styleId="TextonotaalfinalCar">
+    <w:name w:val="Texto nota al final Car"/>
+    <w:link w:val="Textonotaalfinal"/>
     <w:uiPriority w:val="99"/>
     <w:semiHidden/>
     <w:unhideWhenUsed/>
     <w:rPr>
       <w:sz w:val="20"/>
       <w:szCs w:val="20"/>
+    </w:rPr>
+  </w:style>
+  <w:style w:type="character" w:styleId="Mencinsinresolver">
+    <w:name w:val="Unresolved Mention"/>
+    <w:basedOn w:val="Fuentedeprrafopredeter"/>
+    <w:uiPriority w:val="99"/>
+    <w:semiHidden/>
+    <w:unhideWhenUsed/>
+    <w:rsid w:val="00852DE8"/>
+    <w:rPr>
+      <w:color w:val="605E5C"/>
+      <w:shd w:val="clear" w:color="auto" w:fill="E1DFDD"/>
     </w:rPr>
   </w:style>
 </w:styles>

--- a/ENTREGA.docx
+++ b/ENTREGA.docx
@@ -1365,7 +1365,7 @@
                 <w:sz w:val="18"/>
                 <w:szCs w:val="18"/>
               </w:rPr>
-              <w:t>Pendiente — se grabará antes del Demo Day</w:t>
+              <w:t>https://youtu.be/C6qjuS9zEzg</w:t>
             </w:r>
           </w:p>
         </w:tc>
@@ -1604,7 +1604,18 @@
                 <w:sz w:val="20"/>
                 <w:szCs w:val="20"/>
               </w:rPr>
-              <w:t>Diferenciador frente a pganalyze, EverSQL y pgMustard: foco LATAM, sanitización fuerte de literales antes de tocar el LLM (privacidad por defecto), modo offline para empresas con datos sensibles y validación con sandbox para eliminar alucinaciones. El producto funciona incluso con la IA apagada gracias a plantillas determinísticas, demostrando que el valor central no depende del LLM.</w:t>
+              <w:t xml:space="preserve">Diferenciador frente a pganalyze, EverSQL y pgMustard: foco LATAM, sanitización fuerte de literales antes de tocar el LLM (privacidad por defecto), modo offline para empresas con datos sensibles y </w:t>
+            </w:r>
+            <w:r>
+              <w:rPr>
+                <w:i/>
+                <w:iCs/>
+                <w:color w:val="A0826D"/>
+                <w:sz w:val="20"/>
+                <w:szCs w:val="20"/>
+              </w:rPr>
+              <w:lastRenderedPageBreak/>
+              <w:t>validación con sandbox para eliminar alucinaciones. El producto funciona incluso con la IA apagada gracias a plantillas determinísticas, demostrando que el valor central no depende del LLM.</w:t>
             </w:r>
           </w:p>
         </w:tc>
@@ -2293,6 +2304,7 @@
         <w:rPr>
           <w:color w:val="231F20"/>
         </w:rPr>
+        <w:lastRenderedPageBreak/>
         <w:t>[ ] Diseño de arquitectura</w:t>
       </w:r>
     </w:p>
@@ -2405,7 +2417,6 @@
                 <w:sz w:val="20"/>
                 <w:szCs w:val="20"/>
               </w:rPr>
-              <w:lastRenderedPageBreak/>
               <w:t>Usamos Claude (Anthropic) en dos planos. En desarrollo, Claude Code asistió al equipo generando boilerplate (scaffold de Vite/React, parser inicial de EXPLAIN, fixtures de tests, scripts de llenado de plantillas .docx), apoyando el debugging y redactando la documentación técnica de cada módulo (los CLAUDE.md de /conector, /motor, /ia, /sandbox, /backend, /frontend) así como secciones del documento de negocio (F15). Todas las decisiones de arquitectura, los criterios de los detectores, las reglas operativas (RULES.md) y la lógica del motor determinístico fueron diseñadas y revisadas por el equipo; el código generado fue leído, ajustado y testeado antes de mergearse.</w:t>
             </w:r>
           </w:p>

--- a/ENTREGA.docx
+++ b/ENTREGA.docx
@@ -437,21 +437,6 @@
       </w:pPr>
       <w:r>
         <w:t>Miembros del equipo</w:t>
-      </w:r>
-    </w:p>
-    <w:p>
-      <w:pPr>
-        <w:spacing w:after="100"/>
-      </w:pPr>
-      <w:r>
-        <w:rPr>
-          <w:i/>
-          <w:iCs/>
-          <w:color w:val="888888"/>
-          <w:sz w:val="18"/>
-          <w:szCs w:val="18"/>
-        </w:rPr>
-        <w:t>[Instrucción: Llenen una fila por cada miembro. El campo "Rol principal" debe coincidir con el reparto que efectivamente hicieron, no con el sugerido en el brief.]</w:t>
       </w:r>
     </w:p>
     <w:tbl>
@@ -926,7 +911,6 @@
           </w:tcPr>
           <w:p>
             <w:r>
-              <w:lastRenderedPageBreak/>
               <w:t>Diego Nuñéz Chávez</w:t>
             </w:r>
           </w:p>
@@ -973,7 +957,11 @@
           </w:tcPr>
           <w:p>
             <w:r>
-              <w:t>Investigación de usuarios (entrevistas) y definición del problema</w:t>
+              <w:t xml:space="preserve">Investigación de usuarios </w:t>
+            </w:r>
+            <w:r>
+              <w:lastRenderedPageBreak/>
+              <w:t>(entrevistas) y definición del problema</w:t>
             </w:r>
           </w:p>
         </w:tc>
@@ -996,6 +984,7 @@
           </w:tcPr>
           <w:p>
             <w:r>
+              <w:lastRenderedPageBreak/>
               <w:t>diego.nunez@anahuac.mx</w:t>
             </w:r>
           </w:p>
@@ -1208,21 +1197,6 @@
       </w:pPr>
       <w:r>
         <w:t>Enlaces a entregables</w:t>
-      </w:r>
-    </w:p>
-    <w:p>
-      <w:pPr>
-        <w:spacing w:after="100"/>
-      </w:pPr>
-      <w:r>
-        <w:rPr>
-          <w:i/>
-          <w:iCs/>
-          <w:color w:val="888888"/>
-          <w:sz w:val="18"/>
-          <w:szCs w:val="18"/>
-        </w:rPr>
-        <w:t>[Instrucción: Verifiquen que todos los enlaces sean accesibles desde fuera del equipo antes de entregar.]</w:t>
       </w:r>
     </w:p>
     <w:tbl>
@@ -1501,21 +1475,6 @@
       </w:pPr>
       <w:r>
         <w:t>Resumen ejecutivo</w:t>
-      </w:r>
-    </w:p>
-    <w:p>
-      <w:pPr>
-        <w:spacing w:after="100"/>
-      </w:pPr>
-      <w:r>
-        <w:rPr>
-          <w:i/>
-          <w:iCs/>
-          <w:color w:val="888888"/>
-          <w:sz w:val="18"/>
-          <w:szCs w:val="18"/>
-        </w:rPr>
-        <w:t>[Instrucción: En 200-300 palabras describan el producto: qué problema resuelve, para quién, cómo lo resuelve y qué lo diferencia. Esto es lo que un evaluador externo va a leer en 30 segundos para entender de qué se trata.]</w:t>
       </w:r>
     </w:p>
     <w:tbl>
@@ -1604,18 +1563,7 @@
                 <w:sz w:val="20"/>
                 <w:szCs w:val="20"/>
               </w:rPr>
-              <w:t xml:space="preserve">Diferenciador frente a pganalyze, EverSQL y pgMustard: foco LATAM, sanitización fuerte de literales antes de tocar el LLM (privacidad por defecto), modo offline para empresas con datos sensibles y </w:t>
-            </w:r>
-            <w:r>
-              <w:rPr>
-                <w:i/>
-                <w:iCs/>
-                <w:color w:val="A0826D"/>
-                <w:sz w:val="20"/>
-                <w:szCs w:val="20"/>
-              </w:rPr>
-              <w:lastRenderedPageBreak/>
-              <w:t>validación con sandbox para eliminar alucinaciones. El producto funciona incluso con la IA apagada gracias a plantillas determinísticas, demostrando que el valor central no depende del LLM.</w:t>
+              <w:t>Diferenciador frente a pganalyze, EverSQL y pgMustard: foco LATAM, sanitización fuerte de literales antes de tocar el LLM (privacidad por defecto), modo offline para empresas con datos sensibles y validación con sandbox para eliminar alucinaciones. El producto funciona incluso con la IA apagada gracias a plantillas determinísticas, demostrando que el valor central no depende del LLM.</w:t>
             </w:r>
           </w:p>
         </w:tc>
@@ -1626,23 +1574,7 @@
         <w:pStyle w:val="Ttulo1"/>
       </w:pPr>
       <w:r>
-        <w:lastRenderedPageBreak/>
         <w:t>Cobertura sobre BD demo oficial</w:t>
-      </w:r>
-    </w:p>
-    <w:p>
-      <w:pPr>
-        <w:spacing w:after="100"/>
-      </w:pPr>
-      <w:r>
-        <w:rPr>
-          <w:i/>
-          <w:iCs/>
-          <w:color w:val="888888"/>
-          <w:sz w:val="18"/>
-          <w:szCs w:val="18"/>
-        </w:rPr>
-        <w:t>[Instrucción: Reporte honesto del desempeño del producto sobre la BD demo oficial. El profesor lo va a verificar.]</w:t>
       </w:r>
     </w:p>
     <w:tbl>
@@ -1755,6 +1687,7 @@
                 <w:sz w:val="20"/>
                 <w:szCs w:val="20"/>
               </w:rPr>
+              <w:lastRenderedPageBreak/>
               <w:t>Total de problemas plantados</w:t>
             </w:r>
           </w:p>
@@ -2080,21 +2013,6 @@
     </w:tbl>
     <w:p>
       <w:pPr>
-        <w:spacing w:after="100"/>
-      </w:pPr>
-      <w:r>
-        <w:rPr>
-          <w:i/>
-          <w:iCs/>
-          <w:color w:val="888888"/>
-          <w:sz w:val="18"/>
-          <w:szCs w:val="18"/>
-        </w:rPr>
-        <w:t>[Instrucción: Marquen con [x] las opciones aplicables y describan cómo se usó la IA en su proyecto. Pueden marcar varias.]</w:t>
-      </w:r>
-    </w:p>
-    <w:p>
-      <w:pPr>
         <w:spacing w:after="120"/>
       </w:pPr>
       <w:r>
@@ -2304,8 +2222,19 @@
         <w:rPr>
           <w:color w:val="231F20"/>
         </w:rPr>
-        <w:lastRenderedPageBreak/>
-        <w:t>[ ] Diseño de arquitectura</w:t>
+        <w:t>[</w:t>
+      </w:r>
+      <w:r>
+        <w:rPr>
+          <w:color w:val="231F20"/>
+        </w:rPr>
+        <w:t>x</w:t>
+      </w:r>
+      <w:r>
+        <w:rPr>
+          <w:color w:val="231F20"/>
+        </w:rPr>
+        <w:t>] Diseño de arquitectura</w:t>
       </w:r>
     </w:p>
     <w:p>
@@ -2353,7 +2282,25 @@
         <w:rPr>
           <w:color w:val="231F20"/>
         </w:rPr>
-        <w:t>[ ] Otra: __________</w:t>
+        <w:t>[</w:t>
+      </w:r>
+      <w:r>
+        <w:rPr>
+          <w:color w:val="231F20"/>
+        </w:rPr>
+        <w:t>x</w:t>
+      </w:r>
+      <w:r>
+        <w:rPr>
+          <w:color w:val="231F20"/>
+        </w:rPr>
+        <w:t xml:space="preserve">] Otra: </w:t>
+      </w:r>
+      <w:r>
+        <w:rPr>
+          <w:color w:val="231F20"/>
+        </w:rPr>
+        <w:t>Manejo de GitHub</w:t>
       </w:r>
     </w:p>
     <w:p>
@@ -2429,7 +2376,18 @@
                 <w:sz w:val="20"/>
                 <w:szCs w:val="20"/>
               </w:rPr>
-              <w:t>En runtime, Claude es parte del producto: recibe el plan parseado, la detección y la recomendación del motor, y produce una explicación pedagógica del problema y un rewrite opcional. La capa de IA está sujeta a guardrails: sanitización de literales antes de cualquier llamada, validación cruzada de las propuestas contra el schema y el sandbox, y modo 'LLM apagado' con plantillas determinísticas como fallback.</w:t>
+              <w:t xml:space="preserve">En runtime, Claude es parte del producto: recibe el plan parseado, la detección y la recomendación del motor, y produce una explicación pedagógica del problema y un rewrite opcional. La capa de IA está sujeta a guardrails: sanitización de literales antes de cualquier llamada, validación cruzada de </w:t>
+            </w:r>
+            <w:r>
+              <w:rPr>
+                <w:i/>
+                <w:iCs/>
+                <w:color w:val="A0826D"/>
+                <w:sz w:val="20"/>
+                <w:szCs w:val="20"/>
+              </w:rPr>
+              <w:lastRenderedPageBreak/>
+              <w:t>las propuestas contra el schema y el sandbox, y modo 'LLM apagado' con plantillas determinísticas como fallback.</w:t>
             </w:r>
           </w:p>
         </w:tc>
@@ -2440,22 +2398,8 @@
         <w:pStyle w:val="Ttulo1"/>
       </w:pPr>
       <w:r>
+        <w:lastRenderedPageBreak/>
         <w:t>Checklist de entregables</w:t>
-      </w:r>
-    </w:p>
-    <w:p>
-      <w:pPr>
-        <w:spacing w:after="100"/>
-      </w:pPr>
-      <w:r>
-        <w:rPr>
-          <w:i/>
-          <w:iCs/>
-          <w:color w:val="888888"/>
-          <w:sz w:val="18"/>
-          <w:szCs w:val="18"/>
-        </w:rPr>
-        <w:t>[Instrucción: Marquen [x] cada entregable que esté presente en el repositorio. Esta lista es para autoevaluación; el profesor también la verificará.]</w:t>
       </w:r>
     </w:p>
     <w:p>
@@ -2551,7 +2495,19 @@
         <w:rPr>
           <w:color w:val="231F20"/>
         </w:rPr>
-        <w:t>[ ] Video demo de 3-5 minutos accesible</w:t>
+        <w:t>[</w:t>
+      </w:r>
+      <w:r>
+        <w:rPr>
+          <w:color w:val="231F20"/>
+        </w:rPr>
+        <w:t>x</w:t>
+      </w:r>
+      <w:r>
+        <w:rPr>
+          <w:color w:val="231F20"/>
+        </w:rPr>
+        <w:t>] Video demo de 3-5 minutos accesible</w:t>
       </w:r>
     </w:p>
     <w:p>
